--- a/Etapa Construcción - Iteración 3/Manual de Usuario - Kairos - NexTech.docx
+++ b/Etapa Construcción - Iteración 3/Manual de Usuario - Kairos - NexTech.docx
@@ -178,12 +178,12 @@
                 <wp:extent cx="7940040" cy="810895"/>
                 <wp:effectExtent b="0" l="0" r="0" t="0"/>
                 <wp:wrapNone/>
-                <wp:docPr id="20" name=""/>
+                <wp:docPr id="22" name=""/>
                 <a:graphic>
                   <a:graphicData uri="http://schemas.microsoft.com/office/word/2010/wordprocessingShape">
                     <wps:wsp>
                       <wps:cNvSpPr/>
-                      <wps:cNvPr id="9" name="Shape 9"/>
+                      <wps:cNvPr id="18" name="Shape 18"/>
                       <wps:spPr>
                         <a:xfrm>
                           <a:off x="1382330" y="3380903"/>
@@ -239,12 +239,12 @@
                 <wp:extent cx="7940040" cy="810895"/>
                 <wp:effectExtent b="0" l="0" r="0" t="0"/>
                 <wp:wrapNone/>
-                <wp:docPr id="20" name="image10.png"/>
+                <wp:docPr id="22" name="image19.png"/>
                 <a:graphic>
                   <a:graphicData uri="http://schemas.openxmlformats.org/drawingml/2006/picture">
                     <pic:pic>
                       <pic:nvPicPr>
-                        <pic:cNvPr id="0" name="image10.png"/>
+                        <pic:cNvPr id="0" name="image19.png"/>
                         <pic:cNvPicPr preferRelativeResize="0"/>
                       </pic:nvPicPr>
                       <pic:blipFill>
@@ -300,12 +300,12 @@
                 <wp:extent cx="103505" cy="11228070"/>
                 <wp:effectExtent b="0" l="0" r="0" t="0"/>
                 <wp:wrapNone/>
-                <wp:docPr id="22" name=""/>
+                <wp:docPr id="23" name=""/>
                 <a:graphic>
                   <a:graphicData uri="http://schemas.microsoft.com/office/word/2010/wordprocessingShape">
                     <wps:wsp>
                       <wps:cNvSpPr/>
-                      <wps:cNvPr id="14" name="Shape 14"/>
+                      <wps:cNvPr id="19" name="Shape 19"/>
                       <wps:spPr>
                         <a:xfrm>
                           <a:off x="5300598" y="0"/>
@@ -361,12 +361,12 @@
                 <wp:extent cx="103505" cy="11228070"/>
                 <wp:effectExtent b="0" l="0" r="0" t="0"/>
                 <wp:wrapNone/>
-                <wp:docPr id="22" name="image12.png"/>
+                <wp:docPr id="23" name="image20.png"/>
                 <a:graphic>
                   <a:graphicData uri="http://schemas.openxmlformats.org/drawingml/2006/picture">
                     <pic:pic>
                       <pic:nvPicPr>
-                        <pic:cNvPr id="0" name="image12.png"/>
+                        <pic:cNvPr id="0" name="image20.png"/>
                         <pic:cNvPicPr preferRelativeResize="0"/>
                       </pic:nvPicPr>
                       <pic:blipFill>
@@ -422,12 +422,12 @@
                 <wp:extent cx="103505" cy="11228070"/>
                 <wp:effectExtent b="0" l="0" r="0" t="0"/>
                 <wp:wrapNone/>
-                <wp:docPr id="15" name=""/>
+                <wp:docPr id="17" name=""/>
                 <a:graphic>
                   <a:graphicData uri="http://schemas.microsoft.com/office/word/2010/wordprocessingShape">
                     <wps:wsp>
                       <wps:cNvSpPr/>
-                      <wps:cNvPr id="4" name="Shape 4"/>
+                      <wps:cNvPr id="6" name="Shape 6"/>
                       <wps:spPr>
                         <a:xfrm>
                           <a:off x="5300598" y="0"/>
@@ -483,12 +483,12 @@
                 <wp:extent cx="103505" cy="11228070"/>
                 <wp:effectExtent b="0" l="0" r="0" t="0"/>
                 <wp:wrapNone/>
-                <wp:docPr id="15" name="image5.png"/>
+                <wp:docPr id="17" name="image14.png"/>
                 <a:graphic>
                   <a:graphicData uri="http://schemas.openxmlformats.org/drawingml/2006/picture">
                     <pic:pic>
                       <pic:nvPicPr>
-                        <pic:cNvPr id="0" name="image5.png"/>
+                        <pic:cNvPr id="0" name="image14.png"/>
                         <pic:cNvPicPr preferRelativeResize="0"/>
                       </pic:nvPicPr>
                       <pic:blipFill>
@@ -544,12 +544,12 @@
                 <wp:extent cx="7940040" cy="810895"/>
                 <wp:effectExtent b="0" l="0" r="0" t="0"/>
                 <wp:wrapNone/>
-                <wp:docPr id="19" name=""/>
+                <wp:docPr id="21" name=""/>
                 <a:graphic>
                   <a:graphicData uri="http://schemas.microsoft.com/office/word/2010/wordprocessingShape">
                     <wps:wsp>
                       <wps:cNvSpPr/>
-                      <wps:cNvPr id="8" name="Shape 8"/>
+                      <wps:cNvPr id="17" name="Shape 17"/>
                       <wps:spPr>
                         <a:xfrm>
                           <a:off x="1382330" y="3380903"/>
@@ -605,12 +605,12 @@
                 <wp:extent cx="7940040" cy="810895"/>
                 <wp:effectExtent b="0" l="0" r="0" t="0"/>
                 <wp:wrapNone/>
-                <wp:docPr id="19" name="image9.png"/>
+                <wp:docPr id="21" name="image18.png"/>
                 <a:graphic>
                   <a:graphicData uri="http://schemas.openxmlformats.org/drawingml/2006/picture">
                     <pic:pic>
                       <pic:nvPicPr>
-                        <pic:cNvPr id="0" name="image9.png"/>
+                        <pic:cNvPr id="0" name="image18.png"/>
                         <pic:cNvPicPr preferRelativeResize="0"/>
                       </pic:nvPicPr>
                       <pic:blipFill>
@@ -1001,12 +1001,12 @@
             <wp:extent cx="1200150" cy="1200150"/>
             <wp:effectExtent b="0" l="0" r="0" t="0"/>
             <wp:wrapSquare wrapText="bothSides" distB="0" distT="0" distL="114300" distR="114300"/>
-            <wp:docPr descr="psi-negro.png" id="27" name="image2.png"/>
+            <wp:docPr descr="psi-negro.png" id="35" name="image4.png"/>
             <a:graphic>
               <a:graphicData uri="http://schemas.openxmlformats.org/drawingml/2006/picture">
                 <pic:pic>
                   <pic:nvPicPr>
-                    <pic:cNvPr descr="psi-negro.png" id="0" name="image2.png"/>
+                    <pic:cNvPr descr="psi-negro.png" id="0" name="image4.png"/>
                     <pic:cNvPicPr preferRelativeResize="0"/>
                   </pic:nvPicPr>
                   <pic:blipFill>
@@ -1058,12 +1058,12 @@
             <wp:extent cx="1304925" cy="2019300"/>
             <wp:effectExtent b="0" l="0" r="0" t="0"/>
             <wp:wrapSquare wrapText="bothSides" distB="0" distT="0" distL="114300" distR="114300"/>
-            <wp:docPr descr="UNPA.JPG" id="28" name="image1.jpg"/>
+            <wp:docPr descr="UNPA.JPG" id="37" name="image2.jpg"/>
             <a:graphic>
               <a:graphicData uri="http://schemas.openxmlformats.org/drawingml/2006/picture">
                 <pic:pic>
                   <pic:nvPicPr>
-                    <pic:cNvPr descr="UNPA.JPG" id="0" name="image1.jpg"/>
+                    <pic:cNvPr descr="UNPA.JPG" id="0" name="image2.jpg"/>
                     <pic:cNvPicPr preferRelativeResize="0"/>
                   </pic:nvPicPr>
                   <pic:blipFill>
@@ -1162,12 +1162,12 @@
                 <wp:extent cx="2060575" cy="7348855"/>
                 <wp:effectExtent b="0" l="0" r="0" t="0"/>
                 <wp:wrapSquare wrapText="bothSides" distB="0" distT="0" distL="114300" distR="114300"/>
-                <wp:docPr id="16" name=""/>
+                <wp:docPr id="19" name=""/>
                 <a:graphic>
                   <a:graphicData uri="http://schemas.microsoft.com/office/word/2010/wordprocessingShape">
                     <wps:wsp>
                       <wps:cNvSpPr/>
-                      <wps:cNvPr id="5" name="Shape 5"/>
+                      <wps:cNvPr id="16" name="Shape 16"/>
                       <wps:spPr>
                         <a:xfrm>
                           <a:off x="4322063" y="111923"/>
@@ -1286,12 +1286,12 @@
                 <wp:extent cx="2060575" cy="7348855"/>
                 <wp:effectExtent b="0" l="0" r="0" t="0"/>
                 <wp:wrapSquare wrapText="bothSides" distB="0" distT="0" distL="114300" distR="114300"/>
-                <wp:docPr id="16" name="image6.png"/>
+                <wp:docPr id="19" name="image16.png"/>
                 <a:graphic>
                   <a:graphicData uri="http://schemas.openxmlformats.org/drawingml/2006/picture">
                     <pic:pic>
                       <pic:nvPicPr>
-                        <pic:cNvPr id="0" name="image6.png"/>
+                        <pic:cNvPr id="0" name="image16.png"/>
                         <pic:cNvPicPr preferRelativeResize="0"/>
                       </pic:nvPicPr>
                       <pic:blipFill>
@@ -1436,12 +1436,12 @@
             <wp:extent cx="1200150" cy="1200150"/>
             <wp:effectExtent b="0" l="0" r="0" t="0"/>
             <wp:wrapSquare wrapText="bothSides" distB="0" distT="0" distL="114300" distR="114300"/>
-            <wp:docPr descr="psi-negro.png" id="26" name="image2.png"/>
+            <wp:docPr descr="psi-negro.png" id="31" name="image4.png"/>
             <a:graphic>
               <a:graphicData uri="http://schemas.openxmlformats.org/drawingml/2006/picture">
                 <pic:pic>
                   <pic:nvPicPr>
-                    <pic:cNvPr descr="psi-negro.png" id="0" name="image2.png"/>
+                    <pic:cNvPr descr="psi-negro.png" id="0" name="image4.png"/>
                     <pic:cNvPicPr preferRelativeResize="0"/>
                   </pic:nvPicPr>
                   <pic:blipFill>
@@ -1532,7 +1532,7 @@
     </w:p>
     <w:sdt>
       <w:sdtPr>
-        <w:id w:val="1517297411"/>
+        <w:id w:val="-259742895"/>
         <w:docPartObj>
           <w:docPartGallery w:val="Table of Contents"/>
           <w:docPartUnique w:val="1"/>
@@ -2310,6 +2310,25 @@
         <w:ind w:left="0" w:right="0" w:firstLine="0"/>
         <w:jc w:val="left"/>
         <w:rPr>
+          <w:rFonts w:ascii="Calibri" w:cs="Calibri" w:eastAsia="Calibri" w:hAnsi="Calibri"/>
+          <w:b w:val="0"/>
+          <w:bCs w:val="0"/>
+          <w:i w:val="1"/>
+          <w:iCs w:val="1"/>
+          <w:smallCaps w:val="0"/>
+          <w:strike w:val="0"/>
+          <w:color w:val="548dd4"/>
+          <w:sz w:val="22"/>
+          <w:szCs w:val="22"/>
+          <w:u w:val="none"/>
+          <w:shd w:fill="auto" w:val="clear"/>
+          <w:vertAlign w:val="baseline"/>
+        </w:rPr>
+      </w:pPr>
+      <w:bookmarkStart w:colFirst="0" w:colLast="0" w:name="_heading=h.o4ph9bwsam2u" w:id="0"/>
+      <w:bookmarkEnd w:id="0"/>
+      <w:r>
+        <w:rPr>
           <w:rFonts w:ascii="Cambria" w:cs="Cambria" w:eastAsia="Cambria" w:hAnsi="Cambria"/>
           <w:b w:val="1"/>
           <w:bCs w:val="1"/>
@@ -2323,28 +2342,76 @@
           <w:u w:val="none"/>
           <w:shd w:fill="auto" w:val="clear"/>
           <w:vertAlign w:val="baseline"/>
-        </w:rPr>
-      </w:pPr>
-      <w:bookmarkStart w:colFirst="0" w:colLast="0" w:name="_heading=h.o4ph9bwsam2u" w:id="0"/>
-      <w:bookmarkEnd w:id="0"/>
-      <w:r>
-        <w:rPr>
-          <w:rFonts w:ascii="Cambria" w:cs="Cambria" w:eastAsia="Cambria" w:hAnsi="Cambria"/>
-          <w:b w:val="1"/>
-          <w:bCs w:val="1"/>
-          <w:i w:val="0"/>
-          <w:iCs w:val="0"/>
-          <w:smallCaps w:val="0"/>
-          <w:strike w:val="0"/>
-          <w:color w:val="366091"/>
-          <w:sz w:val="28"/>
-          <w:szCs w:val="28"/>
-          <w:u w:val="none"/>
-          <w:shd w:fill="auto" w:val="clear"/>
-          <w:vertAlign w:val="baseline"/>
           <w:rtl w:val="0"/>
         </w:rPr>
         <w:t xml:space="preserve">Introducción</w:t>
+      </w:r>
+      <w:r>
+        <w:rPr>
+          <w:rtl w:val="0"/>
+        </w:rPr>
+      </w:r>
+    </w:p>
+    <w:p>
+      <w:pPr>
+        <w:tabs>
+          <w:tab w:val="left" w:leader="none" w:pos="0"/>
+        </w:tabs>
+        <w:spacing w:after="240" w:before="240" w:lineRule="auto"/>
+        <w:ind w:left="0"/>
+        <w:jc w:val="both"/>
+        <w:rPr/>
+      </w:pPr>
+      <w:r>
+        <w:rPr>
+          <w:rtl w:val="0"/>
+        </w:rPr>
+        <w:t xml:space="preserve">El presente manual de usuario tiene como objetivo guiar al lector en el uso del s</w:t>
+      </w:r>
+      <w:r>
+        <w:rPr>
+          <w:rtl w:val="0"/>
+        </w:rPr>
+        <w:t xml:space="preserve">istema Kairos, una aplicación diseñada para facilitar la gestión integral de proyectos, optimizando la organización del trabajo, el seguimiento de tareas y la colaboración entre los miembros del equipo.</w:t>
+      </w:r>
+    </w:p>
+    <w:p>
+      <w:pPr>
+        <w:tabs>
+          <w:tab w:val="left" w:leader="none" w:pos="0"/>
+        </w:tabs>
+        <w:spacing w:after="240" w:before="240" w:lineRule="auto"/>
+        <w:ind w:left="0"/>
+        <w:jc w:val="both"/>
+        <w:rPr/>
+      </w:pPr>
+      <w:r>
+        <w:rPr>
+          <w:rtl w:val="0"/>
+        </w:rPr>
+        <w:t xml:space="preserve">A lo largo de este documento se detallarán los pasos a seguir para utilizar todas las funcionalidades disponibles en el sistema Kairos, tanto para los tipos de usuario Líder de proyecto, Miembro de proyecto y Administrador.</w:t>
+      </w:r>
+    </w:p>
+    <w:p>
+      <w:pPr>
+        <w:tabs>
+          <w:tab w:val="left" w:leader="none" w:pos="0"/>
+        </w:tabs>
+        <w:spacing w:after="240" w:before="240" w:lineRule="auto"/>
+        <w:ind w:left="0"/>
+        <w:jc w:val="both"/>
+        <w:rPr/>
+      </w:pPr>
+      <w:r>
+        <w:rPr>
+          <w:rtl w:val="0"/>
+        </w:rPr>
+        <w:t xml:space="preserve">Además, se describen las principales características del sistema, los requisitos mínimos para su uso, la estructura general de la interfaz y las instrucciones básicas de navegación, con el fin de garantizar una experiencia de uso clara, eficiente y accesible para todos los usuarios.</w:t>
+      </w:r>
+      <w:r>
+        <w:rPr>
+          <w:rtl w:val="0"/>
+        </w:rPr>
       </w:r>
     </w:p>
     <w:p>
@@ -2385,6 +2452,163 @@
       </w:pPr>
       <w:r>
         <w:rPr>
+          <w:rtl w:val="0"/>
+        </w:rPr>
+      </w:r>
+    </w:p>
+    <w:p>
+      <w:pPr>
+        <w:keepNext w:val="1"/>
+        <w:keepLines w:val="1"/>
+        <w:pageBreakBefore w:val="0"/>
+        <w:widowControl w:val="1"/>
+        <w:pBdr>
+          <w:top w:space="0" w:sz="0" w:val="nil"/>
+          <w:left w:space="0" w:sz="0" w:val="nil"/>
+          <w:bottom w:space="0" w:sz="0" w:val="nil"/>
+          <w:right w:space="0" w:sz="0" w:val="nil"/>
+          <w:between w:space="0" w:sz="0" w:val="nil"/>
+        </w:pBdr>
+        <w:shd w:fill="auto" w:val="clear"/>
+        <w:spacing w:after="0" w:before="200" w:line="276" w:lineRule="auto"/>
+        <w:ind w:left="357" w:right="0" w:hanging="357"/>
+        <w:jc w:val="left"/>
+        <w:rPr>
+          <w:rFonts w:ascii="Cambria" w:cs="Cambria" w:eastAsia="Cambria" w:hAnsi="Cambria"/>
+          <w:b w:val="1"/>
+          <w:bCs w:val="1"/>
+          <w:i w:val="0"/>
+          <w:iCs w:val="0"/>
+          <w:smallCaps w:val="0"/>
+          <w:strike w:val="0"/>
+          <w:color w:val="4f81bd"/>
+          <w:sz w:val="26"/>
+          <w:szCs w:val="26"/>
+          <w:u w:val="none"/>
+          <w:shd w:fill="auto" w:val="clear"/>
+          <w:vertAlign w:val="baseline"/>
+        </w:rPr>
+      </w:pPr>
+      <w:bookmarkStart w:colFirst="0" w:colLast="0" w:name="_heading=h.4c1t6intzexj" w:id="1"/>
+      <w:bookmarkEnd w:id="1"/>
+      <w:r>
+        <w:rPr>
+          <w:rFonts w:ascii="Cambria" w:cs="Cambria" w:eastAsia="Cambria" w:hAnsi="Cambria"/>
+          <w:b w:val="1"/>
+          <w:bCs w:val="1"/>
+          <w:i w:val="0"/>
+          <w:iCs w:val="0"/>
+          <w:smallCaps w:val="0"/>
+          <w:strike w:val="0"/>
+          <w:color w:val="4f81bd"/>
+          <w:sz w:val="26"/>
+          <w:szCs w:val="26"/>
+          <w:u w:val="none"/>
+          <w:shd w:fill="auto" w:val="clear"/>
+          <w:vertAlign w:val="baseline"/>
+          <w:rtl w:val="0"/>
+        </w:rPr>
+        <w:t xml:space="preserve">Descripción</w:t>
+      </w:r>
+    </w:p>
+    <w:p>
+      <w:pPr>
+        <w:tabs>
+          <w:tab w:val="left" w:leader="none" w:pos="0"/>
+        </w:tabs>
+        <w:spacing w:after="240" w:before="240" w:lineRule="auto"/>
+        <w:ind w:left="0"/>
+        <w:jc w:val="both"/>
+        <w:rPr/>
+      </w:pPr>
+      <w:r>
+        <w:rPr>
+          <w:rtl w:val="0"/>
+        </w:rPr>
+        <w:t xml:space="preserve">Este documento es una herramienta fundamental para el correcto uso y aprovechamiento del sistema Kairos, ya que proporciona la información necesaria para comprender su funcionamiento y garantizar una utilización eficiente por parte de todos los usuarios.</w:t>
+      </w:r>
+    </w:p>
+    <w:p>
+      <w:pPr>
+        <w:tabs>
+          <w:tab w:val="left" w:leader="none" w:pos="0"/>
+        </w:tabs>
+        <w:spacing w:after="240" w:before="240" w:lineRule="auto"/>
+        <w:ind w:left="0"/>
+        <w:jc w:val="both"/>
+        <w:rPr/>
+      </w:pPr>
+      <w:r>
+        <w:rPr>
+          <w:rtl w:val="0"/>
+        </w:rPr>
+        <w:t xml:space="preserve">A través de su contenido, el manual busca reducir errores de uso, agilizar el aprendizaje y unificar criterios operativos dentro de la organización, promoviendo así un manejo coherente y ordenado del sistema.</w:t>
+      </w:r>
+    </w:p>
+    <w:p>
+      <w:pPr>
+        <w:tabs>
+          <w:tab w:val="left" w:leader="none" w:pos="0"/>
+        </w:tabs>
+        <w:spacing w:after="240" w:before="240" w:lineRule="auto"/>
+        <w:ind w:left="0"/>
+        <w:jc w:val="both"/>
+        <w:rPr/>
+      </w:pPr>
+      <w:r>
+        <w:rPr>
+          <w:rtl w:val="0"/>
+        </w:rPr>
+        <w:t xml:space="preserve">Los apartados incluidos —como el objetivo del sistema, los requisitos mínimos de uso, la estructura general del documento y las convenciones gráficas o simbólicas empleadas— cumplen un rol esencial para contextualizar al usuario lector, establecer las condiciones necesarias para la correcta ejecución de las tareas y facilitar la navegación dentro del manual.</w:t>
+      </w:r>
+    </w:p>
+    <w:p>
+      <w:pPr>
+        <w:tabs>
+          <w:tab w:val="left" w:leader="none" w:pos="0"/>
+        </w:tabs>
+        <w:spacing w:after="240" w:before="240" w:lineRule="auto"/>
+        <w:ind w:left="0"/>
+        <w:jc w:val="both"/>
+        <w:rPr>
+          <w:i w:val="1"/>
+          <w:iCs w:val="1"/>
+          <w:color w:val="548dd4"/>
+        </w:rPr>
+      </w:pPr>
+      <w:r>
+        <w:rPr>
+          <w:rtl w:val="0"/>
+        </w:rPr>
+        <w:t xml:space="preserve">En conjunto, este documento contribuye a garantizar la comprensión integral del sistema Kairos, ofreciendo una guía práctica y confiable tanto para nuevos usuarios como para aquellos que requieran profundizar en sus funcionalidades específicas.</w:t>
+      </w:r>
+      <w:r>
+        <w:rPr>
+          <w:rtl w:val="0"/>
+        </w:rPr>
+      </w:r>
+    </w:p>
+    <w:p>
+      <w:pPr>
+        <w:keepNext w:val="0"/>
+        <w:keepLines w:val="0"/>
+        <w:pageBreakBefore w:val="0"/>
+        <w:widowControl w:val="1"/>
+        <w:pBdr>
+          <w:top w:space="0" w:sz="0" w:val="nil"/>
+          <w:left w:space="0" w:sz="0" w:val="nil"/>
+          <w:bottom w:space="0" w:sz="0" w:val="nil"/>
+          <w:right w:space="0" w:sz="0" w:val="nil"/>
+          <w:between w:space="0" w:sz="0" w:val="nil"/>
+        </w:pBdr>
+        <w:shd w:fill="auto" w:val="clear"/>
+        <w:tabs>
+          <w:tab w:val="left" w:leader="none" w:pos="0"/>
+        </w:tabs>
+        <w:spacing w:after="0" w:before="200" w:line="276" w:lineRule="auto"/>
+        <w:ind w:left="0" w:right="0" w:hanging="6"/>
+        <w:jc w:val="both"/>
+        <w:rPr>
           <w:rFonts w:ascii="Calibri" w:cs="Calibri" w:eastAsia="Calibri" w:hAnsi="Calibri"/>
           <w:b w:val="0"/>
           <w:bCs w:val="0"/>
@@ -2398,9 +2622,12 @@
           <w:u w:val="none"/>
           <w:shd w:fill="auto" w:val="clear"/>
           <w:vertAlign w:val="baseline"/>
-          <w:rtl w:val="0"/>
-        </w:rPr>
-        <w:t xml:space="preserve"> [Explicar brevemente con que se encontrará el usuario a  lo largo de  este documento]</w:t>
+        </w:rPr>
+      </w:pPr>
+      <w:r>
+        <w:rPr>
+          <w:rtl w:val="0"/>
+        </w:rPr>
       </w:r>
     </w:p>
     <w:p>
@@ -2439,31 +2666,9 @@
           <w:vertAlign w:val="baseline"/>
         </w:rPr>
       </w:pPr>
-      <w:bookmarkStart w:colFirst="0" w:colLast="0" w:name="_heading=h.vhkq8253z5vx" w:id="1"/>
-      <w:bookmarkEnd w:id="1"/>
-      <w:r>
-        <w:rPr>
-          <w:rtl w:val="0"/>
-        </w:rPr>
-      </w:r>
-    </w:p>
-    <w:p>
-      <w:pPr>
-        <w:keepNext w:val="1"/>
-        <w:keepLines w:val="1"/>
-        <w:pageBreakBefore w:val="0"/>
-        <w:widowControl w:val="1"/>
-        <w:pBdr>
-          <w:top w:space="0" w:sz="0" w:val="nil"/>
-          <w:left w:space="0" w:sz="0" w:val="nil"/>
-          <w:bottom w:space="0" w:sz="0" w:val="nil"/>
-          <w:right w:space="0" w:sz="0" w:val="nil"/>
-          <w:between w:space="0" w:sz="0" w:val="nil"/>
-        </w:pBdr>
-        <w:shd w:fill="auto" w:val="clear"/>
-        <w:spacing w:after="0" w:before="200" w:line="276" w:lineRule="auto"/>
-        <w:ind w:left="357" w:right="0" w:hanging="357"/>
-        <w:jc w:val="left"/>
+      <w:bookmarkStart w:colFirst="0" w:colLast="0" w:name="_heading=h.nab6iza875p1" w:id="2"/>
+      <w:bookmarkEnd w:id="2"/>
+      <w:r>
         <w:rPr>
           <w:rFonts w:ascii="Cambria" w:cs="Cambria" w:eastAsia="Cambria" w:hAnsi="Cambria"/>
           <w:b w:val="1"/>
@@ -2472,34 +2677,15 @@
           <w:iCs w:val="0"/>
           <w:smallCaps w:val="0"/>
           <w:strike w:val="0"/>
-          <w:color w:val="4f81bd"/>
-          <w:sz w:val="26"/>
-          <w:szCs w:val="26"/>
+          <w:color w:val="366091"/>
+          <w:sz w:val="28"/>
+          <w:szCs w:val="28"/>
           <w:u w:val="none"/>
           <w:shd w:fill="auto" w:val="clear"/>
           <w:vertAlign w:val="baseline"/>
-        </w:rPr>
-      </w:pPr>
-      <w:bookmarkStart w:colFirst="0" w:colLast="0" w:name="_heading=h.5zupg6ybizzd" w:id="2"/>
-      <w:bookmarkEnd w:id="2"/>
-      <w:r>
-        <w:rPr>
-          <w:rFonts w:ascii="Cambria" w:cs="Cambria" w:eastAsia="Cambria" w:hAnsi="Cambria"/>
-          <w:b w:val="1"/>
-          <w:bCs w:val="1"/>
-          <w:i w:val="0"/>
-          <w:iCs w:val="0"/>
-          <w:smallCaps w:val="0"/>
-          <w:strike w:val="0"/>
-          <w:color w:val="4f81bd"/>
-          <w:sz w:val="26"/>
-          <w:szCs w:val="26"/>
-          <w:u w:val="none"/>
-          <w:shd w:fill="auto" w:val="clear"/>
-          <w:vertAlign w:val="baseline"/>
-          <w:rtl w:val="0"/>
-        </w:rPr>
-        <w:t xml:space="preserve">Documentos relacionados</w:t>
+          <w:rtl w:val="0"/>
+        </w:rPr>
+        <w:t xml:space="preserve">Contenido</w:t>
       </w:r>
     </w:p>
     <w:p>
@@ -2526,11 +2712,8 @@
           <w:rFonts w:ascii="Calibri" w:cs="Calibri" w:eastAsia="Calibri" w:hAnsi="Calibri"/>
           <w:b w:val="0"/>
           <w:bCs w:val="0"/>
-          <w:i w:val="1"/>
-          <w:iCs w:val="1"/>
           <w:smallCaps w:val="0"/>
           <w:strike w:val="0"/>
-          <w:color w:val="548dd4"/>
           <w:sz w:val="22"/>
           <w:szCs w:val="22"/>
           <w:u w:val="none"/>
@@ -2540,417 +2723,196 @@
       </w:pPr>
       <w:r>
         <w:rPr>
-          <w:rFonts w:ascii="Calibri" w:cs="Calibri" w:eastAsia="Calibri" w:hAnsi="Calibri"/>
-          <w:b w:val="0"/>
-          <w:bCs w:val="0"/>
-          <w:i w:val="1"/>
-          <w:iCs w:val="1"/>
+          <w:rtl w:val="0"/>
+        </w:rPr>
+        <w:t xml:space="preserve">A lo largo del documento se desarrollarán las distintas interfaces del sistema, apropiadamente divididas por tipo de usuario, destacando los permisos de cada uno. Cada interfaz incluirá las imágenes correspondientes. Además, se dispone de apartado que especificará las convenciones utilizadas para ayudar a los usuarios a comprender detalles del sistema que serán de utilidad, como etiquetas, botones y colores utilizados.</w:t>
+      </w:r>
+      <w:r>
+        <w:rPr>
+          <w:rtl w:val="0"/>
+        </w:rPr>
+      </w:r>
+    </w:p>
+    <w:p>
+      <w:pPr>
+        <w:jc w:val="both"/>
+        <w:rPr/>
+      </w:pPr>
+      <w:r>
+        <w:rPr>
+          <w:rtl w:val="0"/>
+        </w:rPr>
+      </w:r>
+    </w:p>
+    <w:p>
+      <w:pPr>
+        <w:keepNext w:val="1"/>
+        <w:keepLines w:val="0"/>
+        <w:pageBreakBefore w:val="0"/>
+        <w:widowControl w:val="0"/>
+        <w:pBdr>
+          <w:top w:space="0" w:sz="0" w:val="nil"/>
+          <w:left w:space="0" w:sz="0" w:val="nil"/>
+          <w:bottom w:space="0" w:sz="0" w:val="nil"/>
+          <w:right w:space="0" w:sz="0" w:val="nil"/>
+          <w:between w:space="0" w:sz="0" w:val="nil"/>
+        </w:pBdr>
+        <w:shd w:fill="auto" w:val="clear"/>
+        <w:tabs>
+          <w:tab w:val="left" w:leader="none" w:pos="0"/>
+        </w:tabs>
+        <w:spacing w:after="60" w:before="120" w:line="276" w:lineRule="auto"/>
+        <w:ind w:left="0" w:right="0" w:firstLine="0"/>
+        <w:jc w:val="left"/>
+        <w:rPr/>
+      </w:pPr>
+      <w:bookmarkStart w:colFirst="0" w:colLast="0" w:name="_heading=h.apbt3152725o" w:id="3"/>
+      <w:bookmarkEnd w:id="3"/>
+      <w:r>
+        <w:rPr>
+          <w:rFonts w:ascii="Cambria" w:cs="Cambria" w:eastAsia="Cambria" w:hAnsi="Cambria"/>
+          <w:b w:val="1"/>
+          <w:bCs w:val="1"/>
+          <w:i w:val="0"/>
+          <w:iCs w:val="0"/>
           <w:smallCaps w:val="0"/>
           <w:strike w:val="0"/>
-          <w:color w:val="548dd4"/>
-          <w:sz w:val="22"/>
-          <w:szCs w:val="22"/>
+          <w:color w:val="366091"/>
+          <w:sz w:val="28"/>
+          <w:szCs w:val="28"/>
           <w:u w:val="none"/>
           <w:shd w:fill="auto" w:val="clear"/>
           <w:vertAlign w:val="baseline"/>
           <w:rtl w:val="0"/>
         </w:rPr>
-        <w:t xml:space="preserve"> [Listar todos los documentos en la siguiente tabla]</w:t>
-      </w:r>
-    </w:p>
-    <w:tbl>
-      <w:tblPr>
-        <w:tblStyle w:val="Table1"/>
-        <w:tblW w:w="7798.0" w:type="dxa"/>
+        <w:t xml:space="preserve">Introducción al Sistema</w:t>
+      </w:r>
+      <w:r>
+        <w:rPr>
+          <w:b w:val="1"/>
+          <w:bCs w:val="1"/>
+          <w:rtl w:val="0"/>
+        </w:rPr>
+        <w:br w:type="textWrapping"/>
+      </w:r>
+      <w:r>
+        <w:rPr>
+          <w:rtl w:val="0"/>
+        </w:rPr>
+        <w:t xml:space="preserve"> El sistema Kairos es una herramienta de software desarrollada para optimizar la planificación, organización y seguimiento de tareas dentro de proyectos de desarrollo de software. Permite el registro de tiempos de trabajo, la colaboración entre los miembros del equipo y la visualización gráfica de datos, con el propósito de mejorar la eficiencia, la comunicación y el control de los procesos durante el ciclo de vida del proyecto.</w:t>
+      </w:r>
+    </w:p>
+    <w:p>
+      <w:pPr>
+        <w:keepNext w:val="1"/>
+        <w:keepLines w:val="1"/>
+        <w:pageBreakBefore w:val="0"/>
+        <w:widowControl w:val="1"/>
+        <w:pBdr>
+          <w:top w:space="0" w:sz="0" w:val="nil"/>
+          <w:left w:space="0" w:sz="0" w:val="nil"/>
+          <w:bottom w:space="0" w:sz="0" w:val="nil"/>
+          <w:right w:space="0" w:sz="0" w:val="nil"/>
+          <w:between w:space="0" w:sz="0" w:val="nil"/>
+        </w:pBdr>
+        <w:shd w:fill="auto" w:val="clear"/>
+        <w:spacing w:after="0" w:before="200" w:line="276" w:lineRule="auto"/>
+        <w:ind w:left="0" w:right="0" w:firstLine="0"/>
         <w:jc w:val="left"/>
-        <w:tblInd w:w="142.0" w:type="dxa"/>
-        <w:tblBorders>
-          <w:top w:color="000000" w:space="0" w:sz="2" w:val="single"/>
-          <w:left w:color="000000" w:space="0" w:sz="2" w:val="single"/>
-          <w:bottom w:color="000000" w:space="0" w:sz="2" w:val="single"/>
-          <w:right w:color="000000" w:space="0" w:sz="2" w:val="single"/>
-          <w:insideH w:color="000000" w:space="0" w:sz="2" w:val="single"/>
-          <w:insideV w:color="000000" w:space="0" w:sz="2" w:val="single"/>
-        </w:tblBorders>
-        <w:tblLayout w:type="fixed"/>
-        <w:tblLook w:val="0000"/>
-      </w:tblPr>
-      <w:tblGrid>
-        <w:gridCol w:w="1678"/>
-        <w:gridCol w:w="2630"/>
-        <w:gridCol w:w="3490"/>
-        <w:tblGridChange w:id="0">
-          <w:tblGrid>
-            <w:gridCol w:w="1678"/>
-            <w:gridCol w:w="2630"/>
-            <w:gridCol w:w="3490"/>
-          </w:tblGrid>
-        </w:tblGridChange>
-      </w:tblGrid>
-      <w:tr>
-        <w:trPr>
-          <w:cantSplit w:val="0"/>
-          <w:tblHeader w:val="1"/>
-        </w:trPr>
-        <w:tc>
-          <w:tcPr>
-            <w:shd w:fill="e6e6e6" w:val="clear"/>
-          </w:tcPr>
-          <w:p>
-            <w:pPr>
-              <w:keepNext w:val="0"/>
-              <w:keepLines w:val="0"/>
-              <w:pageBreakBefore w:val="0"/>
-              <w:widowControl w:val="1"/>
-              <w:pBdr>
-                <w:top w:space="0" w:sz="0" w:val="nil"/>
-                <w:left w:space="0" w:sz="0" w:val="nil"/>
-                <w:bottom w:space="0" w:sz="0" w:val="nil"/>
-                <w:right w:space="0" w:sz="0" w:val="nil"/>
-                <w:between w:space="0" w:sz="0" w:val="nil"/>
-              </w:pBdr>
-              <w:shd w:fill="auto" w:val="clear"/>
-              <w:spacing w:after="0" w:before="200" w:line="276" w:lineRule="auto"/>
-              <w:ind w:left="357" w:right="0" w:hanging="357"/>
-              <w:jc w:val="center"/>
-              <w:rPr>
-                <w:rFonts w:ascii="Calibri" w:cs="Calibri" w:eastAsia="Calibri" w:hAnsi="Calibri"/>
-                <w:b w:val="1"/>
-                <w:bCs w:val="1"/>
-                <w:i w:val="0"/>
-                <w:iCs w:val="0"/>
-                <w:smallCaps w:val="0"/>
-                <w:strike w:val="0"/>
-                <w:color w:val="000000"/>
-                <w:sz w:val="22"/>
-                <w:szCs w:val="22"/>
-                <w:u w:val="none"/>
-                <w:shd w:fill="auto" w:val="clear"/>
-                <w:vertAlign w:val="baseline"/>
-              </w:rPr>
-            </w:pPr>
-            <w:r>
-              <w:rPr>
-                <w:rFonts w:ascii="Calibri" w:cs="Calibri" w:eastAsia="Calibri" w:hAnsi="Calibri"/>
-                <w:b w:val="1"/>
-                <w:bCs w:val="1"/>
-                <w:i w:val="0"/>
-                <w:iCs w:val="0"/>
-                <w:smallCaps w:val="0"/>
-                <w:strike w:val="0"/>
-                <w:color w:val="000000"/>
-                <w:sz w:val="22"/>
-                <w:szCs w:val="22"/>
-                <w:u w:val="none"/>
-                <w:shd w:fill="auto" w:val="clear"/>
-                <w:vertAlign w:val="baseline"/>
-                <w:rtl w:val="0"/>
-              </w:rPr>
-              <w:t xml:space="preserve">Id</w:t>
-            </w:r>
-          </w:p>
-        </w:tc>
-        <w:tc>
-          <w:tcPr>
-            <w:shd w:fill="e6e6e6" w:val="clear"/>
-          </w:tcPr>
-          <w:p>
-            <w:pPr>
-              <w:keepNext w:val="0"/>
-              <w:keepLines w:val="0"/>
-              <w:pageBreakBefore w:val="0"/>
-              <w:widowControl w:val="1"/>
-              <w:pBdr>
-                <w:top w:space="0" w:sz="0" w:val="nil"/>
-                <w:left w:space="0" w:sz="0" w:val="nil"/>
-                <w:bottom w:space="0" w:sz="0" w:val="nil"/>
-                <w:right w:space="0" w:sz="0" w:val="nil"/>
-                <w:between w:space="0" w:sz="0" w:val="nil"/>
-              </w:pBdr>
-              <w:shd w:fill="auto" w:val="clear"/>
-              <w:spacing w:after="0" w:before="200" w:line="276" w:lineRule="auto"/>
-              <w:ind w:left="357" w:right="0" w:hanging="357"/>
-              <w:jc w:val="center"/>
-              <w:rPr>
-                <w:rFonts w:ascii="Calibri" w:cs="Calibri" w:eastAsia="Calibri" w:hAnsi="Calibri"/>
-                <w:b w:val="1"/>
-                <w:bCs w:val="1"/>
-                <w:i w:val="0"/>
-                <w:iCs w:val="0"/>
-                <w:smallCaps w:val="0"/>
-                <w:strike w:val="0"/>
-                <w:color w:val="000000"/>
-                <w:sz w:val="22"/>
-                <w:szCs w:val="22"/>
-                <w:u w:val="none"/>
-                <w:shd w:fill="auto" w:val="clear"/>
-                <w:vertAlign w:val="baseline"/>
-              </w:rPr>
-            </w:pPr>
-            <w:r>
-              <w:rPr>
-                <w:rFonts w:ascii="Calibri" w:cs="Calibri" w:eastAsia="Calibri" w:hAnsi="Calibri"/>
-                <w:b w:val="1"/>
-                <w:bCs w:val="1"/>
-                <w:i w:val="0"/>
-                <w:iCs w:val="0"/>
-                <w:smallCaps w:val="0"/>
-                <w:strike w:val="0"/>
-                <w:color w:val="000000"/>
-                <w:sz w:val="22"/>
-                <w:szCs w:val="22"/>
-                <w:u w:val="none"/>
-                <w:shd w:fill="auto" w:val="clear"/>
-                <w:vertAlign w:val="baseline"/>
-                <w:rtl w:val="0"/>
-              </w:rPr>
-              <w:t xml:space="preserve">Nombre</w:t>
-            </w:r>
-          </w:p>
-        </w:tc>
-        <w:tc>
-          <w:tcPr>
-            <w:shd w:fill="e6e6e6" w:val="clear"/>
-          </w:tcPr>
-          <w:p>
-            <w:pPr>
-              <w:keepNext w:val="0"/>
-              <w:keepLines w:val="0"/>
-              <w:pageBreakBefore w:val="0"/>
-              <w:widowControl w:val="1"/>
-              <w:pBdr>
-                <w:top w:space="0" w:sz="0" w:val="nil"/>
-                <w:left w:space="0" w:sz="0" w:val="nil"/>
-                <w:bottom w:space="0" w:sz="0" w:val="nil"/>
-                <w:right w:space="0" w:sz="0" w:val="nil"/>
-                <w:between w:space="0" w:sz="0" w:val="nil"/>
-              </w:pBdr>
-              <w:shd w:fill="auto" w:val="clear"/>
-              <w:spacing w:after="0" w:before="200" w:line="276" w:lineRule="auto"/>
-              <w:ind w:left="357" w:right="0" w:hanging="357"/>
-              <w:jc w:val="center"/>
-              <w:rPr>
-                <w:rFonts w:ascii="Calibri" w:cs="Calibri" w:eastAsia="Calibri" w:hAnsi="Calibri"/>
-                <w:b w:val="1"/>
-                <w:bCs w:val="1"/>
-                <w:i w:val="0"/>
-                <w:iCs w:val="0"/>
-                <w:smallCaps w:val="0"/>
-                <w:strike w:val="0"/>
-                <w:color w:val="000000"/>
-                <w:sz w:val="22"/>
-                <w:szCs w:val="22"/>
-                <w:u w:val="none"/>
-                <w:shd w:fill="auto" w:val="clear"/>
-                <w:vertAlign w:val="baseline"/>
-              </w:rPr>
-            </w:pPr>
-            <w:r>
-              <w:rPr>
-                <w:rFonts w:ascii="Calibri" w:cs="Calibri" w:eastAsia="Calibri" w:hAnsi="Calibri"/>
-                <w:b w:val="1"/>
-                <w:bCs w:val="1"/>
-                <w:i w:val="0"/>
-                <w:iCs w:val="0"/>
-                <w:smallCaps w:val="0"/>
-                <w:strike w:val="0"/>
-                <w:color w:val="000000"/>
-                <w:sz w:val="22"/>
-                <w:szCs w:val="22"/>
-                <w:u w:val="none"/>
-                <w:shd w:fill="auto" w:val="clear"/>
-                <w:vertAlign w:val="baseline"/>
-                <w:rtl w:val="0"/>
-              </w:rPr>
-              <w:t xml:space="preserve">Descripción</w:t>
-            </w:r>
-          </w:p>
-        </w:tc>
-      </w:tr>
-      <w:tr>
-        <w:trPr>
-          <w:cantSplit w:val="0"/>
-          <w:tblHeader w:val="0"/>
-        </w:trPr>
-        <w:tc>
-          <w:tcPr/>
-          <w:p>
-            <w:pPr>
-              <w:keepNext w:val="0"/>
-              <w:keepLines w:val="0"/>
-              <w:pageBreakBefore w:val="0"/>
-              <w:widowControl w:val="1"/>
-              <w:pBdr>
-                <w:top w:space="0" w:sz="0" w:val="nil"/>
-                <w:left w:space="0" w:sz="0" w:val="nil"/>
-                <w:bottom w:space="0" w:sz="0" w:val="nil"/>
-                <w:right w:space="0" w:sz="0" w:val="nil"/>
-                <w:between w:space="0" w:sz="0" w:val="nil"/>
-              </w:pBdr>
-              <w:shd w:fill="auto" w:val="clear"/>
-              <w:tabs>
-                <w:tab w:val="left" w:leader="none" w:pos="0"/>
-              </w:tabs>
-              <w:spacing w:after="0" w:before="200" w:line="276" w:lineRule="auto"/>
-              <w:ind w:left="0" w:right="0" w:hanging="6"/>
-              <w:jc w:val="both"/>
-              <w:rPr>
-                <w:rFonts w:ascii="Calibri" w:cs="Calibri" w:eastAsia="Calibri" w:hAnsi="Calibri"/>
-                <w:b w:val="0"/>
-                <w:bCs w:val="0"/>
-                <w:i w:val="1"/>
-                <w:iCs w:val="1"/>
-                <w:smallCaps w:val="0"/>
-                <w:strike w:val="0"/>
-                <w:color w:val="548dd4"/>
-                <w:sz w:val="22"/>
-                <w:szCs w:val="22"/>
-                <w:u w:val="none"/>
-                <w:shd w:fill="auto" w:val="clear"/>
-                <w:vertAlign w:val="baseline"/>
-              </w:rPr>
-            </w:pPr>
-            <w:r>
-              <w:rPr>
-                <w:rFonts w:ascii="Calibri" w:cs="Calibri" w:eastAsia="Calibri" w:hAnsi="Calibri"/>
-                <w:b w:val="0"/>
-                <w:bCs w:val="0"/>
-                <w:i w:val="1"/>
-                <w:iCs w:val="1"/>
-                <w:smallCaps w:val="0"/>
-                <w:strike w:val="0"/>
-                <w:color w:val="548dd4"/>
-                <w:sz w:val="22"/>
-                <w:szCs w:val="22"/>
-                <w:u w:val="none"/>
-                <w:shd w:fill="auto" w:val="clear"/>
-                <w:vertAlign w:val="baseline"/>
-                <w:rtl w:val="0"/>
-              </w:rPr>
-              <w:t xml:space="preserve">[Identificador del documento]</w:t>
-            </w:r>
-          </w:p>
-        </w:tc>
-        <w:tc>
-          <w:tcPr/>
-          <w:p>
-            <w:pPr>
-              <w:keepNext w:val="0"/>
-              <w:keepLines w:val="0"/>
-              <w:pageBreakBefore w:val="0"/>
-              <w:widowControl w:val="1"/>
-              <w:pBdr>
-                <w:top w:space="0" w:sz="0" w:val="nil"/>
-                <w:left w:space="0" w:sz="0" w:val="nil"/>
-                <w:bottom w:space="0" w:sz="0" w:val="nil"/>
-                <w:right w:space="0" w:sz="0" w:val="nil"/>
-                <w:between w:space="0" w:sz="0" w:val="nil"/>
-              </w:pBdr>
-              <w:shd w:fill="auto" w:val="clear"/>
-              <w:tabs>
-                <w:tab w:val="left" w:leader="none" w:pos="0"/>
-              </w:tabs>
-              <w:spacing w:after="0" w:before="200" w:line="276" w:lineRule="auto"/>
-              <w:ind w:left="0" w:right="0" w:hanging="6"/>
-              <w:jc w:val="both"/>
-              <w:rPr>
-                <w:rFonts w:ascii="Calibri" w:cs="Calibri" w:eastAsia="Calibri" w:hAnsi="Calibri"/>
-                <w:b w:val="0"/>
-                <w:bCs w:val="0"/>
-                <w:i w:val="1"/>
-                <w:iCs w:val="1"/>
-                <w:smallCaps w:val="0"/>
-                <w:strike w:val="0"/>
-                <w:color w:val="548dd4"/>
-                <w:sz w:val="22"/>
-                <w:szCs w:val="22"/>
-                <w:u w:val="none"/>
-                <w:shd w:fill="auto" w:val="clear"/>
-                <w:vertAlign w:val="baseline"/>
-              </w:rPr>
-            </w:pPr>
-            <w:r>
-              <w:rPr>
-                <w:rFonts w:ascii="Calibri" w:cs="Calibri" w:eastAsia="Calibri" w:hAnsi="Calibri"/>
-                <w:b w:val="0"/>
-                <w:bCs w:val="0"/>
-                <w:i w:val="1"/>
-                <w:iCs w:val="1"/>
-                <w:smallCaps w:val="0"/>
-                <w:strike w:val="0"/>
-                <w:color w:val="548dd4"/>
-                <w:sz w:val="22"/>
-                <w:szCs w:val="22"/>
-                <w:u w:val="none"/>
-                <w:shd w:fill="auto" w:val="clear"/>
-                <w:vertAlign w:val="baseline"/>
-                <w:rtl w:val="0"/>
-              </w:rPr>
-              <w:t xml:space="preserve">[Nombre del documento]</w:t>
-            </w:r>
-          </w:p>
-        </w:tc>
-        <w:tc>
-          <w:tcPr/>
-          <w:p>
-            <w:pPr>
-              <w:keepNext w:val="0"/>
-              <w:keepLines w:val="0"/>
-              <w:pageBreakBefore w:val="0"/>
-              <w:widowControl w:val="1"/>
-              <w:pBdr>
-                <w:top w:space="0" w:sz="0" w:val="nil"/>
-                <w:left w:space="0" w:sz="0" w:val="nil"/>
-                <w:bottom w:space="0" w:sz="0" w:val="nil"/>
-                <w:right w:space="0" w:sz="0" w:val="nil"/>
-                <w:between w:space="0" w:sz="0" w:val="nil"/>
-              </w:pBdr>
-              <w:shd w:fill="auto" w:val="clear"/>
-              <w:tabs>
-                <w:tab w:val="left" w:leader="none" w:pos="0"/>
-              </w:tabs>
-              <w:spacing w:after="0" w:before="200" w:line="276" w:lineRule="auto"/>
-              <w:ind w:left="0" w:right="0" w:hanging="6"/>
-              <w:jc w:val="both"/>
-              <w:rPr>
-                <w:rFonts w:ascii="Calibri" w:cs="Calibri" w:eastAsia="Calibri" w:hAnsi="Calibri"/>
-                <w:b w:val="0"/>
-                <w:bCs w:val="0"/>
-                <w:i w:val="1"/>
-                <w:iCs w:val="1"/>
-                <w:smallCaps w:val="0"/>
-                <w:strike w:val="0"/>
-                <w:color w:val="548dd4"/>
-                <w:sz w:val="22"/>
-                <w:szCs w:val="22"/>
-                <w:u w:val="none"/>
-                <w:shd w:fill="auto" w:val="clear"/>
-                <w:vertAlign w:val="baseline"/>
-              </w:rPr>
-            </w:pPr>
-            <w:r>
-              <w:rPr>
-                <w:rFonts w:ascii="Calibri" w:cs="Calibri" w:eastAsia="Calibri" w:hAnsi="Calibri"/>
-                <w:b w:val="0"/>
-                <w:bCs w:val="0"/>
-                <w:i w:val="1"/>
-                <w:iCs w:val="1"/>
-                <w:smallCaps w:val="0"/>
-                <w:strike w:val="0"/>
-                <w:color w:val="548dd4"/>
-                <w:sz w:val="22"/>
-                <w:szCs w:val="22"/>
-                <w:u w:val="none"/>
-                <w:shd w:fill="auto" w:val="clear"/>
-                <w:vertAlign w:val="baseline"/>
-                <w:rtl w:val="0"/>
-              </w:rPr>
-              <w:t xml:space="preserve">[Breve Descripción del documento]</w:t>
-            </w:r>
-          </w:p>
-        </w:tc>
-      </w:tr>
-    </w:tbl>
+        <w:rPr>
+          <w:rFonts w:ascii="Cambria" w:cs="Cambria" w:eastAsia="Cambria" w:hAnsi="Cambria"/>
+          <w:b w:val="1"/>
+          <w:bCs w:val="1"/>
+          <w:i w:val="0"/>
+          <w:iCs w:val="0"/>
+          <w:smallCaps w:val="0"/>
+          <w:strike w:val="0"/>
+          <w:color w:val="4f81bd"/>
+          <w:sz w:val="26"/>
+          <w:szCs w:val="26"/>
+          <w:u w:val="none"/>
+          <w:shd w:fill="auto" w:val="clear"/>
+          <w:vertAlign w:val="baseline"/>
+        </w:rPr>
+      </w:pPr>
+      <w:r>
+        <w:rPr>
+          <w:rtl w:val="0"/>
+        </w:rPr>
+      </w:r>
+    </w:p>
+    <w:p>
+      <w:pPr>
+        <w:keepNext w:val="1"/>
+        <w:keepLines w:val="1"/>
+        <w:pageBreakBefore w:val="0"/>
+        <w:widowControl w:val="1"/>
+        <w:pBdr>
+          <w:top w:space="0" w:sz="0" w:val="nil"/>
+          <w:left w:space="0" w:sz="0" w:val="nil"/>
+          <w:bottom w:space="0" w:sz="0" w:val="nil"/>
+          <w:right w:space="0" w:sz="0" w:val="nil"/>
+          <w:between w:space="0" w:sz="0" w:val="nil"/>
+        </w:pBdr>
+        <w:shd w:fill="auto" w:val="clear"/>
+        <w:spacing w:after="0" w:before="200" w:line="276" w:lineRule="auto"/>
+        <w:ind w:left="357" w:right="0" w:hanging="357"/>
+        <w:jc w:val="left"/>
+        <w:rPr>
+          <w:rFonts w:ascii="Cambria" w:cs="Cambria" w:eastAsia="Cambria" w:hAnsi="Cambria"/>
+          <w:b w:val="1"/>
+          <w:bCs w:val="1"/>
+          <w:i w:val="0"/>
+          <w:iCs w:val="0"/>
+          <w:smallCaps w:val="0"/>
+          <w:strike w:val="0"/>
+          <w:color w:val="4f81bd"/>
+          <w:sz w:val="26"/>
+          <w:szCs w:val="26"/>
+          <w:u w:val="none"/>
+          <w:shd w:fill="auto" w:val="clear"/>
+          <w:vertAlign w:val="baseline"/>
+        </w:rPr>
+      </w:pPr>
+      <w:bookmarkStart w:colFirst="0" w:colLast="0" w:name="_heading=h.9qqg977wqvwu" w:id="4"/>
+      <w:bookmarkEnd w:id="4"/>
+      <w:r>
+        <w:rPr>
+          <w:rFonts w:ascii="Cambria" w:cs="Cambria" w:eastAsia="Cambria" w:hAnsi="Cambria"/>
+          <w:b w:val="1"/>
+          <w:bCs w:val="1"/>
+          <w:i w:val="0"/>
+          <w:iCs w:val="0"/>
+          <w:smallCaps w:val="0"/>
+          <w:strike w:val="0"/>
+          <w:color w:val="4f81bd"/>
+          <w:sz w:val="26"/>
+          <w:szCs w:val="26"/>
+          <w:u w:val="none"/>
+          <w:shd w:fill="auto" w:val="clear"/>
+          <w:vertAlign w:val="baseline"/>
+          <w:rtl w:val="0"/>
+        </w:rPr>
+        <w:t xml:space="preserve">Ingreso al Sistema</w:t>
+      </w:r>
+      <w:r>
+        <w:rPr>
+          <w:rFonts w:ascii="Cambria" w:cs="Cambria" w:eastAsia="Cambria" w:hAnsi="Cambria"/>
+          <w:b w:val="1"/>
+          <w:bCs w:val="1"/>
+          <w:color w:val="4f81bd"/>
+          <w:sz w:val="26"/>
+          <w:szCs w:val="26"/>
+          <w:rtl w:val="0"/>
+        </w:rPr>
+        <w:t xml:space="preserve"> e inicio de sesión</w:t>
+      </w:r>
+      <w:r>
+        <w:rPr>
+          <w:rtl w:val="0"/>
+        </w:rPr>
+      </w:r>
+    </w:p>
     <w:p>
       <w:pPr>
         <w:keepNext w:val="0"/>
@@ -2971,81 +2933,18 @@
         <w:spacing w:after="0" w:before="200" w:line="276" w:lineRule="auto"/>
         <w:ind w:left="0" w:right="0" w:hanging="6"/>
         <w:jc w:val="both"/>
-        <w:rPr>
-          <w:rFonts w:ascii="Calibri" w:cs="Calibri" w:eastAsia="Calibri" w:hAnsi="Calibri"/>
-          <w:b w:val="0"/>
-          <w:bCs w:val="0"/>
-          <w:i w:val="1"/>
-          <w:iCs w:val="1"/>
-          <w:smallCaps w:val="0"/>
-          <w:strike w:val="0"/>
-          <w:color w:val="548dd4"/>
-          <w:sz w:val="22"/>
-          <w:szCs w:val="22"/>
-          <w:u w:val="none"/>
-          <w:shd w:fill="auto" w:val="clear"/>
-          <w:vertAlign w:val="baseline"/>
-        </w:rPr>
-      </w:pPr>
-      <w:r>
-        <w:rPr>
-          <w:rtl w:val="0"/>
-        </w:rPr>
-      </w:r>
-    </w:p>
-    <w:p>
-      <w:pPr>
-        <w:keepNext w:val="1"/>
-        <w:keepLines w:val="1"/>
-        <w:pageBreakBefore w:val="0"/>
-        <w:widowControl w:val="1"/>
-        <w:pBdr>
-          <w:top w:space="0" w:sz="0" w:val="nil"/>
-          <w:left w:space="0" w:sz="0" w:val="nil"/>
-          <w:bottom w:space="0" w:sz="0" w:val="nil"/>
-          <w:right w:space="0" w:sz="0" w:val="nil"/>
-          <w:between w:space="0" w:sz="0" w:val="nil"/>
-        </w:pBdr>
-        <w:shd w:fill="auto" w:val="clear"/>
-        <w:spacing w:after="0" w:before="200" w:line="276" w:lineRule="auto"/>
-        <w:ind w:left="357" w:right="0" w:hanging="357"/>
-        <w:jc w:val="left"/>
-        <w:rPr>
-          <w:rFonts w:ascii="Cambria" w:cs="Cambria" w:eastAsia="Cambria" w:hAnsi="Cambria"/>
-          <w:b w:val="1"/>
-          <w:bCs w:val="1"/>
-          <w:i w:val="0"/>
-          <w:iCs w:val="0"/>
-          <w:smallCaps w:val="0"/>
-          <w:strike w:val="0"/>
-          <w:color w:val="4f81bd"/>
-          <w:sz w:val="26"/>
-          <w:szCs w:val="26"/>
-          <w:u w:val="none"/>
-          <w:shd w:fill="auto" w:val="clear"/>
-          <w:vertAlign w:val="baseline"/>
-        </w:rPr>
-      </w:pPr>
-      <w:bookmarkStart w:colFirst="0" w:colLast="0" w:name="_heading=h.4c1t6intzexj" w:id="3"/>
-      <w:bookmarkEnd w:id="3"/>
-      <w:r>
-        <w:rPr>
-          <w:rFonts w:ascii="Cambria" w:cs="Cambria" w:eastAsia="Cambria" w:hAnsi="Cambria"/>
-          <w:b w:val="1"/>
-          <w:bCs w:val="1"/>
-          <w:i w:val="0"/>
-          <w:iCs w:val="0"/>
-          <w:smallCaps w:val="0"/>
-          <w:strike w:val="0"/>
-          <w:color w:val="4f81bd"/>
-          <w:sz w:val="26"/>
-          <w:szCs w:val="26"/>
-          <w:u w:val="none"/>
-          <w:shd w:fill="auto" w:val="clear"/>
-          <w:vertAlign w:val="baseline"/>
-          <w:rtl w:val="0"/>
-        </w:rPr>
-        <w:t xml:space="preserve">Descripción</w:t>
+        <w:rPr/>
+      </w:pPr>
+      <w:r>
+        <w:rPr>
+          <w:rtl w:val="0"/>
+        </w:rPr>
+        <w:t xml:space="preserve">La primera pantalla que se presenta al usuario al ingresar a Kairos, es la pantalla de Login. Esta pantalla será la misma para todos los usuarios.</w:t>
+      </w:r>
+      <w:r>
+        <w:rPr>
+          <w:rtl w:val="0"/>
+        </w:rPr>
       </w:r>
     </w:p>
     <w:p>
@@ -3069,39 +2968,49 @@
         <w:ind w:left="0" w:right="0" w:hanging="6"/>
         <w:jc w:val="both"/>
         <w:rPr>
-          <w:rFonts w:ascii="Calibri" w:cs="Calibri" w:eastAsia="Calibri" w:hAnsi="Calibri"/>
-          <w:b w:val="0"/>
-          <w:bCs w:val="0"/>
           <w:i w:val="1"/>
           <w:iCs w:val="1"/>
-          <w:smallCaps w:val="0"/>
-          <w:strike w:val="0"/>
           <w:color w:val="548dd4"/>
-          <w:sz w:val="26"/>
-          <w:szCs w:val="26"/>
-          <w:u w:val="none"/>
-          <w:shd w:fill="auto" w:val="clear"/>
-          <w:vertAlign w:val="baseline"/>
-        </w:rPr>
-      </w:pPr>
-      <w:r>
-        <w:rPr>
-          <w:rFonts w:ascii="Calibri" w:cs="Calibri" w:eastAsia="Calibri" w:hAnsi="Calibri"/>
-          <w:b w:val="0"/>
-          <w:bCs w:val="0"/>
+        </w:rPr>
+      </w:pPr>
+      <w:r>
+        <w:rPr>
           <w:i w:val="1"/>
           <w:iCs w:val="1"/>
-          <w:smallCaps w:val="0"/>
-          <w:strike w:val="0"/>
           <w:color w:val="548dd4"/>
-          <w:sz w:val="22"/>
-          <w:szCs w:val="22"/>
-          <w:u w:val="none"/>
-          <w:shd w:fill="auto" w:val="clear"/>
-          <w:vertAlign w:val="baseline"/>
-          <w:rtl w:val="0"/>
-        </w:rPr>
-        <w:t xml:space="preserve">[Explicar  el porqué de la importancia de la creación del documento]</w:t>
+        </w:rPr>
+        <w:drawing>
+          <wp:inline distB="114300" distT="114300" distL="114300" distR="114300">
+            <wp:extent cx="5399730" cy="2552700"/>
+            <wp:effectExtent b="0" l="0" r="0" t="0"/>
+            <wp:docPr id="30" name="image5.png"/>
+            <a:graphic>
+              <a:graphicData uri="http://schemas.openxmlformats.org/drawingml/2006/picture">
+                <pic:pic>
+                  <pic:nvPicPr>
+                    <pic:cNvPr id="0" name="image5.png"/>
+                    <pic:cNvPicPr preferRelativeResize="0"/>
+                  </pic:nvPicPr>
+                  <pic:blipFill>
+                    <a:blip r:embed="rId10"/>
+                    <a:srcRect b="0" l="0" r="0" t="0"/>
+                    <a:stretch>
+                      <a:fillRect/>
+                    </a:stretch>
+                  </pic:blipFill>
+                  <pic:spPr>
+                    <a:xfrm>
+                      <a:off x="0" y="0"/>
+                      <a:ext cx="5399730" cy="2552700"/>
+                    </a:xfrm>
+                    <a:prstGeom prst="rect"/>
+                    <a:ln/>
+                  </pic:spPr>
+                </pic:pic>
+              </a:graphicData>
+            </a:graphic>
+          </wp:inline>
+        </w:drawing>
       </w:r>
       <w:r>
         <w:rPr>
@@ -3130,6 +3039,38 @@
         <w:ind w:left="0" w:right="0" w:hanging="6"/>
         <w:jc w:val="both"/>
         <w:rPr>
+          <w:i w:val="1"/>
+          <w:iCs w:val="1"/>
+          <w:color w:val="548dd4"/>
+        </w:rPr>
+      </w:pPr>
+      <w:r>
+        <w:rPr>
+          <w:rtl w:val="0"/>
+        </w:rPr>
+      </w:r>
+    </w:p>
+    <w:p>
+      <w:pPr>
+        <w:keepNext w:val="0"/>
+        <w:keepLines w:val="0"/>
+        <w:pageBreakBefore w:val="0"/>
+        <w:widowControl w:val="1"/>
+        <w:pBdr>
+          <w:top w:space="0" w:sz="0" w:val="nil"/>
+          <w:left w:space="0" w:sz="0" w:val="nil"/>
+          <w:bottom w:space="0" w:sz="0" w:val="nil"/>
+          <w:right w:space="0" w:sz="0" w:val="nil"/>
+          <w:between w:space="0" w:sz="0" w:val="nil"/>
+        </w:pBdr>
+        <w:shd w:fill="auto" w:val="clear"/>
+        <w:tabs>
+          <w:tab w:val="left" w:leader="none" w:pos="0"/>
+        </w:tabs>
+        <w:spacing w:after="0" w:before="200" w:line="276" w:lineRule="auto"/>
+        <w:ind w:left="0" w:right="0" w:hanging="6"/>
+        <w:jc w:val="both"/>
+        <w:rPr>
           <w:rFonts w:ascii="Calibri" w:cs="Calibri" w:eastAsia="Calibri" w:hAnsi="Calibri"/>
           <w:b w:val="0"/>
           <w:bCs w:val="0"/>
@@ -3145,6 +3086,580 @@
           <w:vertAlign w:val="baseline"/>
         </w:rPr>
       </w:pPr>
+      <w:r>
+        <w:rPr>
+          <w:rtl w:val="0"/>
+        </w:rPr>
+      </w:r>
+    </w:p>
+    <w:p>
+      <w:pPr>
+        <w:keepNext w:val="1"/>
+        <w:keepLines w:val="1"/>
+        <w:pageBreakBefore w:val="0"/>
+        <w:widowControl w:val="1"/>
+        <w:pBdr>
+          <w:top w:space="0" w:sz="0" w:val="nil"/>
+          <w:left w:space="0" w:sz="0" w:val="nil"/>
+          <w:bottom w:space="0" w:sz="0" w:val="nil"/>
+          <w:right w:space="0" w:sz="0" w:val="nil"/>
+          <w:between w:space="0" w:sz="0" w:val="nil"/>
+        </w:pBdr>
+        <w:shd w:fill="auto" w:val="clear"/>
+        <w:spacing w:after="0" w:before="200" w:line="276" w:lineRule="auto"/>
+        <w:ind w:left="357" w:right="0" w:hanging="357"/>
+        <w:jc w:val="left"/>
+        <w:rPr>
+          <w:rFonts w:ascii="Cambria" w:cs="Cambria" w:eastAsia="Cambria" w:hAnsi="Cambria"/>
+          <w:b w:val="1"/>
+          <w:bCs w:val="1"/>
+          <w:i w:val="0"/>
+          <w:iCs w:val="0"/>
+          <w:smallCaps w:val="0"/>
+          <w:strike w:val="0"/>
+          <w:color w:val="4f81bd"/>
+          <w:sz w:val="26"/>
+          <w:szCs w:val="26"/>
+          <w:u w:val="none"/>
+          <w:shd w:fill="auto" w:val="clear"/>
+          <w:vertAlign w:val="baseline"/>
+        </w:rPr>
+      </w:pPr>
+      <w:bookmarkStart w:colFirst="0" w:colLast="0" w:name="_heading=h.taytzd4vqmnp" w:id="5"/>
+      <w:bookmarkEnd w:id="5"/>
+      <w:r>
+        <w:rPr>
+          <w:rFonts w:ascii="Cambria" w:cs="Cambria" w:eastAsia="Cambria" w:hAnsi="Cambria"/>
+          <w:b w:val="1"/>
+          <w:bCs w:val="1"/>
+          <w:i w:val="0"/>
+          <w:iCs w:val="0"/>
+          <w:smallCaps w:val="0"/>
+          <w:strike w:val="0"/>
+          <w:color w:val="4f81bd"/>
+          <w:sz w:val="26"/>
+          <w:szCs w:val="26"/>
+          <w:u w:val="none"/>
+          <w:shd w:fill="auto" w:val="clear"/>
+          <w:vertAlign w:val="baseline"/>
+          <w:rtl w:val="0"/>
+        </w:rPr>
+        <w:t xml:space="preserve">Componentes de Interfaz</w:t>
+      </w:r>
+    </w:p>
+    <w:p>
+      <w:pPr>
+        <w:pStyle w:val="Heading3"/>
+        <w:tabs>
+          <w:tab w:val="left" w:leader="none" w:pos="0"/>
+        </w:tabs>
+        <w:ind w:left="0" w:hanging="6"/>
+        <w:jc w:val="both"/>
+        <w:rPr/>
+      </w:pPr>
+      <w:bookmarkStart w:colFirst="0" w:colLast="0" w:name="_heading=h.bir6chkbdk3d" w:id="6"/>
+      <w:bookmarkEnd w:id="6"/>
+      <w:r>
+        <w:rPr>
+          <w:rtl w:val="0"/>
+        </w:rPr>
+        <w:t xml:space="preserve">Barra de Navegación </w:t>
+      </w:r>
+    </w:p>
+    <w:p>
+      <w:pPr>
+        <w:pStyle w:val="Heading4"/>
+        <w:tabs>
+          <w:tab w:val="left" w:leader="none" w:pos="0"/>
+        </w:tabs>
+        <w:rPr/>
+      </w:pPr>
+      <w:bookmarkStart w:colFirst="0" w:colLast="0" w:name="_heading=h.rbz6terxq4si" w:id="7"/>
+      <w:bookmarkEnd w:id="7"/>
+      <w:r>
+        <w:rPr>
+          <w:rtl w:val="0"/>
+        </w:rPr>
+        <w:t xml:space="preserve">Administrador</w:t>
+      </w:r>
+    </w:p>
+    <w:p>
+      <w:pPr>
+        <w:tabs>
+          <w:tab w:val="left" w:leader="none" w:pos="0"/>
+        </w:tabs>
+        <w:rPr/>
+      </w:pPr>
+      <w:r>
+        <w:rPr/>
+        <w:drawing>
+          <wp:inline distB="114300" distT="114300" distL="114300" distR="114300">
+            <wp:extent cx="5399730" cy="279400"/>
+            <wp:effectExtent b="0" l="0" r="0" t="0"/>
+            <wp:docPr id="38" name="image9.png"/>
+            <a:graphic>
+              <a:graphicData uri="http://schemas.openxmlformats.org/drawingml/2006/picture">
+                <pic:pic>
+                  <pic:nvPicPr>
+                    <pic:cNvPr id="0" name="image9.png"/>
+                    <pic:cNvPicPr preferRelativeResize="0"/>
+                  </pic:nvPicPr>
+                  <pic:blipFill>
+                    <a:blip r:embed="rId11"/>
+                    <a:srcRect b="0" l="0" r="0" t="0"/>
+                    <a:stretch>
+                      <a:fillRect/>
+                    </a:stretch>
+                  </pic:blipFill>
+                  <pic:spPr>
+                    <a:xfrm>
+                      <a:off x="0" y="0"/>
+                      <a:ext cx="5399730" cy="279400"/>
+                    </a:xfrm>
+                    <a:prstGeom prst="rect"/>
+                    <a:ln/>
+                  </pic:spPr>
+                </pic:pic>
+              </a:graphicData>
+            </a:graphic>
+          </wp:inline>
+        </w:drawing>
+      </w:r>
+      <w:r>
+        <w:rPr>
+          <w:rtl w:val="0"/>
+        </w:rPr>
+      </w:r>
+    </w:p>
+    <w:p>
+      <w:pPr>
+        <w:pStyle w:val="Heading4"/>
+        <w:tabs>
+          <w:tab w:val="left" w:leader="none" w:pos="0"/>
+        </w:tabs>
+        <w:rPr/>
+      </w:pPr>
+      <w:bookmarkStart w:colFirst="0" w:colLast="0" w:name="_heading=h.v2r3l56vs8bs" w:id="8"/>
+      <w:bookmarkEnd w:id="8"/>
+      <w:r>
+        <w:rPr>
+          <w:rtl w:val="0"/>
+        </w:rPr>
+        <w:t xml:space="preserve">Líder</w:t>
+      </w:r>
+    </w:p>
+    <w:p>
+      <w:pPr>
+        <w:tabs>
+          <w:tab w:val="left" w:leader="none" w:pos="0"/>
+        </w:tabs>
+        <w:rPr/>
+      </w:pPr>
+      <w:r>
+        <w:rPr>
+          <w:rtl w:val="0"/>
+        </w:rPr>
+        <w:t xml:space="preserve">En inicio:</w:t>
+      </w:r>
+    </w:p>
+    <w:p>
+      <w:pPr>
+        <w:tabs>
+          <w:tab w:val="left" w:leader="none" w:pos="0"/>
+        </w:tabs>
+        <w:rPr/>
+      </w:pPr>
+      <w:r>
+        <w:rPr/>
+        <w:drawing>
+          <wp:inline distB="114300" distT="114300" distL="114300" distR="114300">
+            <wp:extent cx="5399730" cy="279400"/>
+            <wp:effectExtent b="0" l="0" r="0" t="0"/>
+            <wp:docPr id="27" name="image10.png"/>
+            <a:graphic>
+              <a:graphicData uri="http://schemas.openxmlformats.org/drawingml/2006/picture">
+                <pic:pic>
+                  <pic:nvPicPr>
+                    <pic:cNvPr id="0" name="image10.png"/>
+                    <pic:cNvPicPr preferRelativeResize="0"/>
+                  </pic:nvPicPr>
+                  <pic:blipFill>
+                    <a:blip r:embed="rId12"/>
+                    <a:srcRect b="0" l="0" r="0" t="0"/>
+                    <a:stretch>
+                      <a:fillRect/>
+                    </a:stretch>
+                  </pic:blipFill>
+                  <pic:spPr>
+                    <a:xfrm>
+                      <a:off x="0" y="0"/>
+                      <a:ext cx="5399730" cy="279400"/>
+                    </a:xfrm>
+                    <a:prstGeom prst="rect"/>
+                    <a:ln/>
+                  </pic:spPr>
+                </pic:pic>
+              </a:graphicData>
+            </a:graphic>
+          </wp:inline>
+        </w:drawing>
+      </w:r>
+      <w:r>
+        <w:rPr>
+          <w:rtl w:val="0"/>
+        </w:rPr>
+      </w:r>
+    </w:p>
+    <w:p>
+      <w:pPr>
+        <w:tabs>
+          <w:tab w:val="left" w:leader="none" w:pos="0"/>
+        </w:tabs>
+        <w:rPr/>
+      </w:pPr>
+      <w:r>
+        <w:rPr>
+          <w:rtl w:val="0"/>
+        </w:rPr>
+        <w:t xml:space="preserve">En un proyecto:</w:t>
+      </w:r>
+    </w:p>
+    <w:p>
+      <w:pPr>
+        <w:tabs>
+          <w:tab w:val="left" w:leader="none" w:pos="0"/>
+        </w:tabs>
+        <w:rPr/>
+      </w:pPr>
+      <w:r>
+        <w:rPr/>
+        <w:drawing>
+          <wp:inline distB="114300" distT="114300" distL="114300" distR="114300">
+            <wp:extent cx="5399730" cy="292100"/>
+            <wp:effectExtent b="0" l="0" r="0" t="0"/>
+            <wp:docPr id="36" name="image1.png"/>
+            <a:graphic>
+              <a:graphicData uri="http://schemas.openxmlformats.org/drawingml/2006/picture">
+                <pic:pic>
+                  <pic:nvPicPr>
+                    <pic:cNvPr id="0" name="image1.png"/>
+                    <pic:cNvPicPr preferRelativeResize="0"/>
+                  </pic:nvPicPr>
+                  <pic:blipFill>
+                    <a:blip r:embed="rId13"/>
+                    <a:srcRect b="0" l="0" r="0" t="0"/>
+                    <a:stretch>
+                      <a:fillRect/>
+                    </a:stretch>
+                  </pic:blipFill>
+                  <pic:spPr>
+                    <a:xfrm>
+                      <a:off x="0" y="0"/>
+                      <a:ext cx="5399730" cy="292100"/>
+                    </a:xfrm>
+                    <a:prstGeom prst="rect"/>
+                    <a:ln/>
+                  </pic:spPr>
+                </pic:pic>
+              </a:graphicData>
+            </a:graphic>
+          </wp:inline>
+        </w:drawing>
+      </w:r>
+      <w:r>
+        <w:rPr>
+          <w:rtl w:val="0"/>
+        </w:rPr>
+      </w:r>
+    </w:p>
+    <w:p>
+      <w:pPr>
+        <w:pStyle w:val="Heading4"/>
+        <w:tabs>
+          <w:tab w:val="left" w:leader="none" w:pos="0"/>
+        </w:tabs>
+        <w:rPr/>
+      </w:pPr>
+      <w:bookmarkStart w:colFirst="0" w:colLast="0" w:name="_heading=h.w2h2c9h40ee2" w:id="9"/>
+      <w:bookmarkEnd w:id="9"/>
+      <w:r>
+        <w:rPr>
+          <w:rtl w:val="0"/>
+        </w:rPr>
+        <w:t xml:space="preserve">Miembro</w:t>
+      </w:r>
+    </w:p>
+    <w:p>
+      <w:pPr>
+        <w:tabs>
+          <w:tab w:val="left" w:leader="none" w:pos="0"/>
+        </w:tabs>
+        <w:rPr/>
+      </w:pPr>
+      <w:r>
+        <w:rPr>
+          <w:rtl w:val="0"/>
+        </w:rPr>
+        <w:t xml:space="preserve">En inicio:</w:t>
+      </w:r>
+    </w:p>
+    <w:p>
+      <w:pPr>
+        <w:tabs>
+          <w:tab w:val="left" w:leader="none" w:pos="0"/>
+        </w:tabs>
+        <w:rPr/>
+      </w:pPr>
+      <w:r>
+        <w:rPr/>
+        <w:drawing>
+          <wp:inline distB="114300" distT="114300" distL="114300" distR="114300">
+            <wp:extent cx="5399730" cy="279400"/>
+            <wp:effectExtent b="0" l="0" r="0" t="0"/>
+            <wp:docPr id="29" name="image10.png"/>
+            <a:graphic>
+              <a:graphicData uri="http://schemas.openxmlformats.org/drawingml/2006/picture">
+                <pic:pic>
+                  <pic:nvPicPr>
+                    <pic:cNvPr id="0" name="image10.png"/>
+                    <pic:cNvPicPr preferRelativeResize="0"/>
+                  </pic:nvPicPr>
+                  <pic:blipFill>
+                    <a:blip r:embed="rId12"/>
+                    <a:srcRect b="0" l="0" r="0" t="0"/>
+                    <a:stretch>
+                      <a:fillRect/>
+                    </a:stretch>
+                  </pic:blipFill>
+                  <pic:spPr>
+                    <a:xfrm>
+                      <a:off x="0" y="0"/>
+                      <a:ext cx="5399730" cy="279400"/>
+                    </a:xfrm>
+                    <a:prstGeom prst="rect"/>
+                    <a:ln/>
+                  </pic:spPr>
+                </pic:pic>
+              </a:graphicData>
+            </a:graphic>
+          </wp:inline>
+        </w:drawing>
+      </w:r>
+      <w:r>
+        <w:rPr>
+          <w:rtl w:val="0"/>
+        </w:rPr>
+      </w:r>
+    </w:p>
+    <w:p>
+      <w:pPr>
+        <w:tabs>
+          <w:tab w:val="left" w:leader="none" w:pos="0"/>
+        </w:tabs>
+        <w:rPr/>
+      </w:pPr>
+      <w:r>
+        <w:rPr>
+          <w:rtl w:val="0"/>
+        </w:rPr>
+        <w:t xml:space="preserve">En un proyecto:</w:t>
+      </w:r>
+    </w:p>
+    <w:p>
+      <w:pPr>
+        <w:tabs>
+          <w:tab w:val="left" w:leader="none" w:pos="0"/>
+        </w:tabs>
+        <w:rPr/>
+      </w:pPr>
+      <w:r>
+        <w:rPr/>
+        <w:drawing>
+          <wp:inline distB="114300" distT="114300" distL="114300" distR="114300">
+            <wp:extent cx="5399730" cy="292100"/>
+            <wp:effectExtent b="0" l="0" r="0" t="0"/>
+            <wp:docPr id="33" name="image3.png"/>
+            <a:graphic>
+              <a:graphicData uri="http://schemas.openxmlformats.org/drawingml/2006/picture">
+                <pic:pic>
+                  <pic:nvPicPr>
+                    <pic:cNvPr id="0" name="image3.png"/>
+                    <pic:cNvPicPr preferRelativeResize="0"/>
+                  </pic:nvPicPr>
+                  <pic:blipFill>
+                    <a:blip r:embed="rId14"/>
+                    <a:srcRect b="0" l="0" r="0" t="0"/>
+                    <a:stretch>
+                      <a:fillRect/>
+                    </a:stretch>
+                  </pic:blipFill>
+                  <pic:spPr>
+                    <a:xfrm>
+                      <a:off x="0" y="0"/>
+                      <a:ext cx="5399730" cy="292100"/>
+                    </a:xfrm>
+                    <a:prstGeom prst="rect"/>
+                    <a:ln/>
+                  </pic:spPr>
+                </pic:pic>
+              </a:graphicData>
+            </a:graphic>
+          </wp:inline>
+        </w:drawing>
+      </w:r>
+      <w:r>
+        <w:rPr>
+          <w:rtl w:val="0"/>
+        </w:rPr>
+      </w:r>
+    </w:p>
+    <w:p>
+      <w:pPr>
+        <w:pStyle w:val="Heading3"/>
+        <w:tabs>
+          <w:tab w:val="left" w:leader="none" w:pos="0"/>
+        </w:tabs>
+        <w:ind w:left="0" w:hanging="6"/>
+        <w:jc w:val="both"/>
+        <w:rPr/>
+      </w:pPr>
+      <w:bookmarkStart w:colFirst="0" w:colLast="0" w:name="_heading=h.3tjc5aolllab" w:id="10"/>
+      <w:bookmarkEnd w:id="10"/>
+      <w:r>
+        <w:rPr>
+          <w:rtl w:val="0"/>
+        </w:rPr>
+        <w:t xml:space="preserve">Pantalla Principal</w:t>
+      </w:r>
+    </w:p>
+    <w:p>
+      <w:pPr>
+        <w:pStyle w:val="Heading4"/>
+        <w:tabs>
+          <w:tab w:val="left" w:leader="none" w:pos="0"/>
+        </w:tabs>
+        <w:ind w:left="0" w:hanging="6"/>
+        <w:jc w:val="both"/>
+        <w:rPr/>
+      </w:pPr>
+      <w:bookmarkStart w:colFirst="0" w:colLast="0" w:name="_heading=h.wjsvbitrjbj5" w:id="11"/>
+      <w:bookmarkEnd w:id="11"/>
+      <w:r>
+        <w:rPr>
+          <w:rtl w:val="0"/>
+        </w:rPr>
+        <w:t xml:space="preserve">Administrador</w:t>
+      </w:r>
+    </w:p>
+    <w:p>
+      <w:pPr>
+        <w:tabs>
+          <w:tab w:val="left" w:leader="none" w:pos="0"/>
+        </w:tabs>
+        <w:rPr/>
+      </w:pPr>
+      <w:r>
+        <w:rPr/>
+        <w:drawing>
+          <wp:inline distB="114300" distT="114300" distL="114300" distR="114300">
+            <wp:extent cx="5399730" cy="2108200"/>
+            <wp:effectExtent b="0" l="0" r="0" t="0"/>
+            <wp:docPr id="32" name="image7.png"/>
+            <a:graphic>
+              <a:graphicData uri="http://schemas.openxmlformats.org/drawingml/2006/picture">
+                <pic:pic>
+                  <pic:nvPicPr>
+                    <pic:cNvPr id="0" name="image7.png"/>
+                    <pic:cNvPicPr preferRelativeResize="0"/>
+                  </pic:nvPicPr>
+                  <pic:blipFill>
+                    <a:blip r:embed="rId15"/>
+                    <a:srcRect b="0" l="0" r="0" t="0"/>
+                    <a:stretch>
+                      <a:fillRect/>
+                    </a:stretch>
+                  </pic:blipFill>
+                  <pic:spPr>
+                    <a:xfrm>
+                      <a:off x="0" y="0"/>
+                      <a:ext cx="5399730" cy="2108200"/>
+                    </a:xfrm>
+                    <a:prstGeom prst="rect"/>
+                    <a:ln/>
+                  </pic:spPr>
+                </pic:pic>
+              </a:graphicData>
+            </a:graphic>
+          </wp:inline>
+        </w:drawing>
+      </w:r>
+      <w:r>
+        <w:rPr>
+          <w:rtl w:val="0"/>
+        </w:rPr>
+      </w:r>
+    </w:p>
+    <w:p>
+      <w:pPr>
+        <w:pStyle w:val="Heading4"/>
+        <w:tabs>
+          <w:tab w:val="left" w:leader="none" w:pos="0"/>
+        </w:tabs>
+        <w:ind w:left="0" w:hanging="6"/>
+        <w:jc w:val="both"/>
+        <w:rPr/>
+      </w:pPr>
+      <w:bookmarkStart w:colFirst="0" w:colLast="0" w:name="_heading=h.t24ep676nvu1" w:id="12"/>
+      <w:bookmarkEnd w:id="12"/>
+      <w:r>
+        <w:rPr>
+          <w:rtl w:val="0"/>
+        </w:rPr>
+        <w:t xml:space="preserve">Miembro/Líder</w:t>
+      </w:r>
+    </w:p>
+    <w:p>
+      <w:pPr>
+        <w:tabs>
+          <w:tab w:val="left" w:leader="none" w:pos="0"/>
+        </w:tabs>
+        <w:rPr/>
+      </w:pPr>
+      <w:r>
+        <w:rPr/>
+        <w:drawing>
+          <wp:inline distB="114300" distT="114300" distL="114300" distR="114300">
+            <wp:extent cx="5399730" cy="2552700"/>
+            <wp:effectExtent b="0" l="0" r="0" t="0"/>
+            <wp:docPr id="34" name="image6.png"/>
+            <a:graphic>
+              <a:graphicData uri="http://schemas.openxmlformats.org/drawingml/2006/picture">
+                <pic:pic>
+                  <pic:nvPicPr>
+                    <pic:cNvPr id="0" name="image6.png"/>
+                    <pic:cNvPicPr preferRelativeResize="0"/>
+                  </pic:nvPicPr>
+                  <pic:blipFill>
+                    <a:blip r:embed="rId16"/>
+                    <a:srcRect b="0" l="0" r="0" t="0"/>
+                    <a:stretch>
+                      <a:fillRect/>
+                    </a:stretch>
+                  </pic:blipFill>
+                  <pic:spPr>
+                    <a:xfrm>
+                      <a:off x="0" y="0"/>
+                      <a:ext cx="5399730" cy="2552700"/>
+                    </a:xfrm>
+                    <a:prstGeom prst="rect"/>
+                    <a:ln/>
+                  </pic:spPr>
+                </pic:pic>
+              </a:graphicData>
+            </a:graphic>
+          </wp:inline>
+        </w:drawing>
+      </w:r>
       <w:r>
         <w:rPr>
           <w:rtl w:val="0"/>
@@ -3187,8 +3702,8 @@
           <w:vertAlign w:val="baseline"/>
         </w:rPr>
       </w:pPr>
-      <w:bookmarkStart w:colFirst="0" w:colLast="0" w:name="_heading=h.nab6iza875p1" w:id="4"/>
-      <w:bookmarkEnd w:id="4"/>
+      <w:bookmarkStart w:colFirst="0" w:colLast="0" w:name="_heading=h.2n41y2p6ja1v" w:id="13"/>
+      <w:bookmarkEnd w:id="13"/>
       <w:r>
         <w:rPr>
           <w:rFonts w:ascii="Cambria" w:cs="Cambria" w:eastAsia="Cambria" w:hAnsi="Cambria"/>
@@ -3206,7 +3721,7 @@
           <w:vertAlign w:val="baseline"/>
           <w:rtl w:val="0"/>
         </w:rPr>
-        <w:t xml:space="preserve">Contenido</w:t>
+        <w:t xml:space="preserve">Uso del Sistema</w:t>
       </w:r>
     </w:p>
     <w:p>
@@ -3247,31 +3762,6 @@
       </w:pPr>
       <w:r>
         <w:rPr>
-          <w:rFonts w:ascii="Calibri" w:cs="Calibri" w:eastAsia="Calibri" w:hAnsi="Calibri"/>
-          <w:b w:val="0"/>
-          <w:bCs w:val="0"/>
-          <w:i w:val="1"/>
-          <w:iCs w:val="1"/>
-          <w:smallCaps w:val="0"/>
-          <w:strike w:val="0"/>
-          <w:color w:val="548dd4"/>
-          <w:sz w:val="22"/>
-          <w:szCs w:val="22"/>
-          <w:u w:val="none"/>
-          <w:shd w:fill="auto" w:val="clear"/>
-          <w:vertAlign w:val="baseline"/>
-          <w:rtl w:val="0"/>
-        </w:rPr>
-        <w:t xml:space="preserve">[Detallar el contenido del documento]</w:t>
-      </w:r>
-    </w:p>
-    <w:p>
-      <w:pPr>
-        <w:jc w:val="both"/>
-        <w:rPr/>
-      </w:pPr>
-      <w:r>
-        <w:rPr>
           <w:rtl w:val="0"/>
         </w:rPr>
       </w:r>
@@ -3312,9 +3802,32 @@
           <w:vertAlign w:val="baseline"/>
         </w:rPr>
       </w:pPr>
-      <w:bookmarkStart w:colFirst="0" w:colLast="0" w:name="_heading=h.apbt3152725o" w:id="5"/>
-      <w:bookmarkEnd w:id="5"/>
-      <w:r>
+      <w:r>
+        <w:rPr>
+          <w:rtl w:val="0"/>
+        </w:rPr>
+      </w:r>
+    </w:p>
+    <w:p>
+      <w:pPr>
+        <w:keepNext w:val="1"/>
+        <w:keepLines w:val="0"/>
+        <w:pageBreakBefore w:val="0"/>
+        <w:widowControl w:val="0"/>
+        <w:pBdr>
+          <w:top w:space="0" w:sz="0" w:val="nil"/>
+          <w:left w:space="0" w:sz="0" w:val="nil"/>
+          <w:bottom w:space="0" w:sz="0" w:val="nil"/>
+          <w:right w:space="0" w:sz="0" w:val="nil"/>
+          <w:between w:space="0" w:sz="0" w:val="nil"/>
+        </w:pBdr>
+        <w:shd w:fill="auto" w:val="clear"/>
+        <w:tabs>
+          <w:tab w:val="left" w:leader="none" w:pos="0"/>
+        </w:tabs>
+        <w:spacing w:after="60" w:before="120" w:line="276" w:lineRule="auto"/>
+        <w:ind w:left="0" w:right="0" w:firstLine="0"/>
+        <w:jc w:val="left"/>
         <w:rPr>
           <w:rFonts w:ascii="Cambria" w:cs="Cambria" w:eastAsia="Cambria" w:hAnsi="Cambria"/>
           <w:b w:val="1"/>
@@ -3329,9 +3842,82 @@
           <w:u w:val="none"/>
           <w:shd w:fill="auto" w:val="clear"/>
           <w:vertAlign w:val="baseline"/>
-          <w:rtl w:val="0"/>
-        </w:rPr>
-        <w:t xml:space="preserve">Introducción al Sistema</w:t>
+        </w:rPr>
+      </w:pPr>
+      <w:bookmarkStart w:colFirst="0" w:colLast="0" w:name="_heading=h.syh0vrrx605g" w:id="14"/>
+      <w:bookmarkEnd w:id="14"/>
+      <w:r>
+        <w:rPr>
+          <w:rFonts w:ascii="Cambria" w:cs="Cambria" w:eastAsia="Cambria" w:hAnsi="Cambria"/>
+          <w:b w:val="1"/>
+          <w:bCs w:val="1"/>
+          <w:i w:val="0"/>
+          <w:iCs w:val="0"/>
+          <w:smallCaps w:val="0"/>
+          <w:strike w:val="0"/>
+          <w:color w:val="366091"/>
+          <w:sz w:val="28"/>
+          <w:szCs w:val="28"/>
+          <w:u w:val="none"/>
+          <w:shd w:fill="auto" w:val="clear"/>
+          <w:vertAlign w:val="baseline"/>
+          <w:rtl w:val="0"/>
+        </w:rPr>
+        <w:t xml:space="preserve">Anexo</w:t>
+      </w:r>
+    </w:p>
+    <w:p>
+      <w:pPr>
+        <w:pStyle w:val="Heading2"/>
+        <w:keepNext w:val="1"/>
+        <w:widowControl w:val="0"/>
+        <w:tabs>
+          <w:tab w:val="left" w:leader="none" w:pos="0"/>
+        </w:tabs>
+        <w:spacing w:after="60" w:before="120" w:lineRule="auto"/>
+        <w:ind w:left="0"/>
+        <w:rPr>
+          <w:vertAlign w:val="baseline"/>
+        </w:rPr>
+      </w:pPr>
+      <w:bookmarkStart w:colFirst="0" w:colLast="0" w:name="_heading=h.gd2m74bu1d8m" w:id="15"/>
+      <w:bookmarkEnd w:id="15"/>
+      <w:r>
+        <w:rPr>
+          <w:vertAlign w:val="baseline"/>
+          <w:rtl w:val="0"/>
+        </w:rPr>
+        <w:t xml:space="preserve">Convenciones utilizad</w:t>
+      </w:r>
+      <w:r>
+        <w:rPr>
+          <w:rtl w:val="0"/>
+        </w:rPr>
+        <w:t xml:space="preserve">as</w:t>
+      </w:r>
+      <w:r>
+        <w:rPr>
+          <w:rtl w:val="0"/>
+        </w:rPr>
+      </w:r>
+    </w:p>
+    <w:p>
+      <w:pPr>
+        <w:pStyle w:val="Heading3"/>
+        <w:keepNext w:val="1"/>
+        <w:keepLines w:val="1"/>
+        <w:rPr>
+          <w:vertAlign w:val="baseline"/>
+        </w:rPr>
+      </w:pPr>
+      <w:bookmarkStart w:colFirst="0" w:colLast="0" w:name="_heading=h.bhyjnbsobzcx" w:id="16"/>
+      <w:bookmarkEnd w:id="16"/>
+      <w:r>
+        <w:rPr>
+          <w:vertAlign w:val="baseline"/>
+          <w:rtl w:val="0"/>
+        </w:rPr>
+        <w:t xml:space="preserve">Guía de Botones </w:t>
       </w:r>
     </w:p>
     <w:p>
@@ -3355,133 +3941,34 @@
         <w:ind w:left="0" w:right="0" w:hanging="6"/>
         <w:jc w:val="both"/>
         <w:rPr>
-          <w:rFonts w:ascii="Calibri" w:cs="Calibri" w:eastAsia="Calibri" w:hAnsi="Calibri"/>
-          <w:b w:val="0"/>
-          <w:bCs w:val="0"/>
           <w:i w:val="1"/>
           <w:iCs w:val="1"/>
-          <w:smallCaps w:val="0"/>
-          <w:strike w:val="0"/>
           <w:color w:val="548dd4"/>
-          <w:sz w:val="22"/>
-          <w:szCs w:val="22"/>
-          <w:u w:val="none"/>
-          <w:shd w:fill="auto" w:val="clear"/>
-          <w:vertAlign w:val="baseline"/>
-        </w:rPr>
-      </w:pPr>
-      <w:r>
-        <w:rPr>
-          <w:rFonts w:ascii="Calibri" w:cs="Calibri" w:eastAsia="Calibri" w:hAnsi="Calibri"/>
-          <w:b w:val="0"/>
-          <w:bCs w:val="0"/>
-          <w:i w:val="1"/>
-          <w:iCs w:val="1"/>
-          <w:smallCaps w:val="0"/>
-          <w:strike w:val="0"/>
-          <w:color w:val="548dd4"/>
-          <w:sz w:val="22"/>
-          <w:szCs w:val="22"/>
-          <w:u w:val="none"/>
-          <w:shd w:fill="auto" w:val="clear"/>
-          <w:vertAlign w:val="baseline"/>
-          <w:rtl w:val="0"/>
-        </w:rPr>
-        <w:t xml:space="preserve">[Realizar una breve descripción del funcionamiento del Sistema]</w:t>
-      </w:r>
-    </w:p>
-    <w:p>
-      <w:pPr>
-        <w:keepNext w:val="1"/>
-        <w:keepLines w:val="1"/>
-        <w:pageBreakBefore w:val="0"/>
-        <w:widowControl w:val="1"/>
-        <w:pBdr>
-          <w:top w:space="0" w:sz="0" w:val="nil"/>
-          <w:left w:space="0" w:sz="0" w:val="nil"/>
-          <w:bottom w:space="0" w:sz="0" w:val="nil"/>
-          <w:right w:space="0" w:sz="0" w:val="nil"/>
-          <w:between w:space="0" w:sz="0" w:val="nil"/>
-        </w:pBdr>
-        <w:shd w:fill="auto" w:val="clear"/>
-        <w:spacing w:after="0" w:before="200" w:line="276" w:lineRule="auto"/>
-        <w:ind w:left="357" w:right="0" w:hanging="357"/>
-        <w:jc w:val="left"/>
-        <w:rPr>
-          <w:rFonts w:ascii="Cambria" w:cs="Cambria" w:eastAsia="Cambria" w:hAnsi="Cambria"/>
-          <w:b w:val="1"/>
-          <w:bCs w:val="1"/>
-          <w:i w:val="0"/>
-          <w:iCs w:val="0"/>
-          <w:smallCaps w:val="0"/>
-          <w:strike w:val="0"/>
-          <w:color w:val="4f81bd"/>
-          <w:sz w:val="26"/>
-          <w:szCs w:val="26"/>
-          <w:u w:val="none"/>
-          <w:shd w:fill="auto" w:val="clear"/>
-          <w:vertAlign w:val="baseline"/>
-        </w:rPr>
-      </w:pPr>
-      <w:r>
-        <w:rPr>
-          <w:rtl w:val="0"/>
-        </w:rPr>
-      </w:r>
-    </w:p>
-    <w:p>
-      <w:pPr>
-        <w:keepNext w:val="1"/>
-        <w:keepLines w:val="1"/>
-        <w:pageBreakBefore w:val="0"/>
-        <w:widowControl w:val="1"/>
-        <w:pBdr>
-          <w:top w:space="0" w:sz="0" w:val="nil"/>
-          <w:left w:space="0" w:sz="0" w:val="nil"/>
-          <w:bottom w:space="0" w:sz="0" w:val="nil"/>
-          <w:right w:space="0" w:sz="0" w:val="nil"/>
-          <w:between w:space="0" w:sz="0" w:val="nil"/>
-        </w:pBdr>
-        <w:shd w:fill="auto" w:val="clear"/>
-        <w:spacing w:after="0" w:before="200" w:line="276" w:lineRule="auto"/>
-        <w:ind w:left="357" w:right="0" w:hanging="357"/>
-        <w:jc w:val="left"/>
-        <w:rPr>
-          <w:rFonts w:ascii="Cambria" w:cs="Cambria" w:eastAsia="Cambria" w:hAnsi="Cambria"/>
-          <w:b w:val="1"/>
-          <w:bCs w:val="1"/>
-          <w:i w:val="0"/>
-          <w:iCs w:val="0"/>
-          <w:smallCaps w:val="0"/>
-          <w:strike w:val="0"/>
-          <w:color w:val="4f81bd"/>
-          <w:sz w:val="26"/>
-          <w:szCs w:val="26"/>
-          <w:u w:val="none"/>
-          <w:shd w:fill="auto" w:val="clear"/>
-          <w:vertAlign w:val="baseline"/>
-        </w:rPr>
-      </w:pPr>
-      <w:bookmarkStart w:colFirst="0" w:colLast="0" w:name="_heading=h.9qqg977wqvwu" w:id="6"/>
-      <w:bookmarkEnd w:id="6"/>
-      <w:r>
-        <w:rPr>
-          <w:rFonts w:ascii="Cambria" w:cs="Cambria" w:eastAsia="Cambria" w:hAnsi="Cambria"/>
-          <w:b w:val="1"/>
-          <w:bCs w:val="1"/>
-          <w:i w:val="0"/>
-          <w:iCs w:val="0"/>
-          <w:smallCaps w:val="0"/>
-          <w:strike w:val="0"/>
-          <w:color w:val="4f81bd"/>
-          <w:sz w:val="26"/>
-          <w:szCs w:val="26"/>
-          <w:u w:val="none"/>
-          <w:shd w:fill="auto" w:val="clear"/>
-          <w:vertAlign w:val="baseline"/>
-          <w:rtl w:val="0"/>
-        </w:rPr>
-        <w:t xml:space="preserve">Ingreso al Sistema.</w:t>
+        </w:rPr>
+      </w:pPr>
+      <w:r>
+        <w:rPr>
+          <w:rtl w:val="0"/>
+        </w:rPr>
+      </w:r>
+    </w:p>
+    <w:p>
+      <w:pPr>
+        <w:pStyle w:val="Heading3"/>
+        <w:tabs>
+          <w:tab w:val="left" w:leader="none" w:pos="0"/>
+        </w:tabs>
+        <w:ind w:left="0" w:hanging="6"/>
+        <w:jc w:val="both"/>
+        <w:rPr/>
+      </w:pPr>
+      <w:bookmarkStart w:colFirst="0" w:colLast="0" w:name="_heading=h.dgft7gz89iu1" w:id="17"/>
+      <w:bookmarkEnd w:id="17"/>
+      <w:r>
+        <w:rPr>
+          <w:rtl w:val="0"/>
+        </w:rPr>
+        <w:t xml:space="preserve">Guía de Etiquetas</w:t>
       </w:r>
     </w:p>
     <w:p>
@@ -3505,39 +3992,15 @@
         <w:ind w:left="0" w:right="0" w:hanging="6"/>
         <w:jc w:val="both"/>
         <w:rPr>
-          <w:rFonts w:ascii="Calibri" w:cs="Calibri" w:eastAsia="Calibri" w:hAnsi="Calibri"/>
-          <w:b w:val="0"/>
-          <w:bCs w:val="0"/>
           <w:i w:val="1"/>
           <w:iCs w:val="1"/>
-          <w:smallCaps w:val="0"/>
-          <w:strike w:val="0"/>
           <w:color w:val="548dd4"/>
-          <w:sz w:val="22"/>
-          <w:szCs w:val="22"/>
-          <w:u w:val="none"/>
-          <w:shd w:fill="auto" w:val="clear"/>
-          <w:vertAlign w:val="baseline"/>
-        </w:rPr>
-      </w:pPr>
-      <w:r>
-        <w:rPr>
-          <w:rFonts w:ascii="Calibri" w:cs="Calibri" w:eastAsia="Calibri" w:hAnsi="Calibri"/>
-          <w:b w:val="0"/>
-          <w:bCs w:val="0"/>
-          <w:i w:val="1"/>
-          <w:iCs w:val="1"/>
-          <w:smallCaps w:val="0"/>
-          <w:strike w:val="0"/>
-          <w:color w:val="548dd4"/>
-          <w:sz w:val="22"/>
-          <w:szCs w:val="22"/>
-          <w:u w:val="none"/>
-          <w:shd w:fill="auto" w:val="clear"/>
-          <w:vertAlign w:val="baseline"/>
-          <w:rtl w:val="0"/>
-        </w:rPr>
-        <w:t xml:space="preserve">[Explicar brevemente los pasos a seguir para el correcto ingreso al Sistema]</w:t>
+        </w:rPr>
+      </w:pPr>
+      <w:r>
+        <w:rPr>
+          <w:rtl w:val="0"/>
+        </w:rPr>
       </w:r>
     </w:p>
     <w:p>
@@ -3561,80 +4024,34 @@
         <w:ind w:left="0" w:right="0" w:hanging="6"/>
         <w:jc w:val="both"/>
         <w:rPr>
-          <w:rFonts w:ascii="Calibri" w:cs="Calibri" w:eastAsia="Calibri" w:hAnsi="Calibri"/>
-          <w:b w:val="0"/>
-          <w:bCs w:val="0"/>
           <w:i w:val="1"/>
           <w:iCs w:val="1"/>
-          <w:smallCaps w:val="0"/>
-          <w:strike w:val="0"/>
           <w:color w:val="548dd4"/>
-          <w:sz w:val="22"/>
-          <w:szCs w:val="22"/>
-          <w:u w:val="none"/>
-          <w:shd w:fill="auto" w:val="clear"/>
-          <w:vertAlign w:val="baseline"/>
-        </w:rPr>
-      </w:pPr>
-      <w:r>
-        <w:rPr>
-          <w:rtl w:val="0"/>
-        </w:rPr>
-      </w:r>
-    </w:p>
-    <w:p>
-      <w:pPr>
-        <w:keepNext w:val="1"/>
-        <w:keepLines w:val="1"/>
-        <w:pageBreakBefore w:val="0"/>
-        <w:widowControl w:val="1"/>
-        <w:pBdr>
-          <w:top w:space="0" w:sz="0" w:val="nil"/>
-          <w:left w:space="0" w:sz="0" w:val="nil"/>
-          <w:bottom w:space="0" w:sz="0" w:val="nil"/>
-          <w:right w:space="0" w:sz="0" w:val="nil"/>
-          <w:between w:space="0" w:sz="0" w:val="nil"/>
-        </w:pBdr>
-        <w:shd w:fill="auto" w:val="clear"/>
-        <w:spacing w:after="0" w:before="200" w:line="276" w:lineRule="auto"/>
-        <w:ind w:left="357" w:right="0" w:hanging="357"/>
-        <w:jc w:val="left"/>
-        <w:rPr>
-          <w:rFonts w:ascii="Cambria" w:cs="Cambria" w:eastAsia="Cambria" w:hAnsi="Cambria"/>
-          <w:b w:val="1"/>
-          <w:bCs w:val="1"/>
-          <w:i w:val="0"/>
-          <w:iCs w:val="0"/>
-          <w:smallCaps w:val="0"/>
-          <w:strike w:val="0"/>
-          <w:color w:val="4f81bd"/>
-          <w:sz w:val="26"/>
-          <w:szCs w:val="26"/>
-          <w:u w:val="none"/>
-          <w:shd w:fill="auto" w:val="clear"/>
-          <w:vertAlign w:val="baseline"/>
-        </w:rPr>
-      </w:pPr>
-      <w:bookmarkStart w:colFirst="0" w:colLast="0" w:name="_heading=h.taytzd4vqmnp" w:id="7"/>
-      <w:bookmarkEnd w:id="7"/>
-      <w:r>
-        <w:rPr>
-          <w:rFonts w:ascii="Cambria" w:cs="Cambria" w:eastAsia="Cambria" w:hAnsi="Cambria"/>
-          <w:b w:val="1"/>
-          <w:bCs w:val="1"/>
-          <w:i w:val="0"/>
-          <w:iCs w:val="0"/>
-          <w:smallCaps w:val="0"/>
-          <w:strike w:val="0"/>
-          <w:color w:val="4f81bd"/>
-          <w:sz w:val="26"/>
-          <w:szCs w:val="26"/>
-          <w:u w:val="none"/>
-          <w:shd w:fill="auto" w:val="clear"/>
-          <w:vertAlign w:val="baseline"/>
-          <w:rtl w:val="0"/>
-        </w:rPr>
-        <w:t xml:space="preserve">Componentes de Interfaz</w:t>
+        </w:rPr>
+      </w:pPr>
+      <w:r>
+        <w:rPr>
+          <w:rtl w:val="0"/>
+        </w:rPr>
+      </w:r>
+    </w:p>
+    <w:p>
+      <w:pPr>
+        <w:pStyle w:val="Heading3"/>
+        <w:tabs>
+          <w:tab w:val="left" w:leader="none" w:pos="0"/>
+        </w:tabs>
+        <w:ind w:left="0" w:hanging="6"/>
+        <w:jc w:val="both"/>
+        <w:rPr/>
+      </w:pPr>
+      <w:bookmarkStart w:colFirst="0" w:colLast="0" w:name="_heading=h.cv66pajc34ex" w:id="18"/>
+      <w:bookmarkEnd w:id="18"/>
+      <w:r>
+        <w:rPr>
+          <w:rtl w:val="0"/>
+        </w:rPr>
+        <w:t xml:space="preserve">Guía de colores</w:t>
       </w:r>
     </w:p>
     <w:p>
@@ -3658,411 +4075,20 @@
         <w:ind w:left="0" w:right="0" w:hanging="6"/>
         <w:jc w:val="both"/>
         <w:rPr>
-          <w:rFonts w:ascii="Calibri" w:cs="Calibri" w:eastAsia="Calibri" w:hAnsi="Calibri"/>
-          <w:b w:val="0"/>
-          <w:bCs w:val="0"/>
           <w:i w:val="1"/>
           <w:iCs w:val="1"/>
-          <w:smallCaps w:val="0"/>
-          <w:strike w:val="0"/>
           <w:color w:val="548dd4"/>
-          <w:sz w:val="22"/>
-          <w:szCs w:val="22"/>
-          <w:u w:val="none"/>
-          <w:shd w:fill="auto" w:val="clear"/>
-          <w:vertAlign w:val="baseline"/>
-        </w:rPr>
-      </w:pPr>
-      <w:r>
-        <w:rPr>
-          <w:rFonts w:ascii="Calibri" w:cs="Calibri" w:eastAsia="Calibri" w:hAnsi="Calibri"/>
-          <w:b w:val="0"/>
-          <w:bCs w:val="0"/>
-          <w:i w:val="1"/>
-          <w:iCs w:val="1"/>
-          <w:smallCaps w:val="0"/>
-          <w:strike w:val="0"/>
-          <w:color w:val="548dd4"/>
-          <w:sz w:val="22"/>
-          <w:szCs w:val="22"/>
-          <w:u w:val="none"/>
-          <w:shd w:fill="auto" w:val="clear"/>
-          <w:vertAlign w:val="baseline"/>
-          <w:rtl w:val="0"/>
-        </w:rPr>
-        <w:t xml:space="preserve">[Enumerar cada uno de los componentes de Interfaz, explicando a que hace referencia su utilización. Agregar Imagen]</w:t>
-      </w:r>
-    </w:p>
-    <w:p>
-      <w:pPr>
-        <w:keepNext w:val="0"/>
-        <w:keepLines w:val="0"/>
-        <w:pageBreakBefore w:val="0"/>
-        <w:widowControl w:val="1"/>
-        <w:pBdr>
-          <w:top w:space="0" w:sz="0" w:val="nil"/>
-          <w:left w:space="0" w:sz="0" w:val="nil"/>
-          <w:bottom w:space="0" w:sz="0" w:val="nil"/>
-          <w:right w:space="0" w:sz="0" w:val="nil"/>
-          <w:between w:space="0" w:sz="0" w:val="nil"/>
-        </w:pBdr>
-        <w:shd w:fill="auto" w:val="clear"/>
-        <w:tabs>
-          <w:tab w:val="left" w:leader="none" w:pos="0"/>
-        </w:tabs>
-        <w:spacing w:after="0" w:before="200" w:line="276" w:lineRule="auto"/>
-        <w:ind w:left="0" w:right="0" w:hanging="6"/>
-        <w:jc w:val="both"/>
-        <w:rPr>
-          <w:rFonts w:ascii="Calibri" w:cs="Calibri" w:eastAsia="Calibri" w:hAnsi="Calibri"/>
-          <w:b w:val="0"/>
-          <w:bCs w:val="0"/>
-          <w:i w:val="1"/>
-          <w:iCs w:val="1"/>
-          <w:smallCaps w:val="0"/>
-          <w:strike w:val="0"/>
-          <w:color w:val="548dd4"/>
-          <w:sz w:val="22"/>
-          <w:szCs w:val="22"/>
-          <w:u w:val="none"/>
-          <w:shd w:fill="auto" w:val="clear"/>
-          <w:vertAlign w:val="baseline"/>
-        </w:rPr>
-      </w:pPr>
-      <w:r>
-        <w:rPr>
-          <w:rtl w:val="0"/>
-        </w:rPr>
-      </w:r>
-    </w:p>
-    <w:p>
-      <w:pPr>
-        <w:keepNext w:val="1"/>
-        <w:keepLines w:val="0"/>
-        <w:pageBreakBefore w:val="0"/>
-        <w:widowControl w:val="0"/>
-        <w:pBdr>
-          <w:top w:space="0" w:sz="0" w:val="nil"/>
-          <w:left w:space="0" w:sz="0" w:val="nil"/>
-          <w:bottom w:space="0" w:sz="0" w:val="nil"/>
-          <w:right w:space="0" w:sz="0" w:val="nil"/>
-          <w:between w:space="0" w:sz="0" w:val="nil"/>
-        </w:pBdr>
-        <w:shd w:fill="auto" w:val="clear"/>
-        <w:tabs>
-          <w:tab w:val="left" w:leader="none" w:pos="0"/>
-        </w:tabs>
-        <w:spacing w:after="60" w:before="120" w:line="276" w:lineRule="auto"/>
-        <w:ind w:left="0" w:right="0" w:firstLine="0"/>
-        <w:jc w:val="left"/>
-        <w:rPr>
-          <w:rFonts w:ascii="Cambria" w:cs="Cambria" w:eastAsia="Cambria" w:hAnsi="Cambria"/>
-          <w:b w:val="1"/>
-          <w:bCs w:val="1"/>
-          <w:i w:val="0"/>
-          <w:iCs w:val="0"/>
-          <w:smallCaps w:val="0"/>
-          <w:strike w:val="0"/>
-          <w:color w:val="366091"/>
-          <w:sz w:val="28"/>
-          <w:szCs w:val="28"/>
-          <w:u w:val="none"/>
-          <w:shd w:fill="auto" w:val="clear"/>
-          <w:vertAlign w:val="baseline"/>
-        </w:rPr>
-      </w:pPr>
-      <w:bookmarkStart w:colFirst="0" w:colLast="0" w:name="_heading=h.2n41y2p6ja1v" w:id="8"/>
-      <w:bookmarkEnd w:id="8"/>
-      <w:r>
-        <w:rPr>
-          <w:rFonts w:ascii="Cambria" w:cs="Cambria" w:eastAsia="Cambria" w:hAnsi="Cambria"/>
-          <w:b w:val="1"/>
-          <w:bCs w:val="1"/>
-          <w:i w:val="0"/>
-          <w:iCs w:val="0"/>
-          <w:smallCaps w:val="0"/>
-          <w:strike w:val="0"/>
-          <w:color w:val="366091"/>
-          <w:sz w:val="28"/>
-          <w:szCs w:val="28"/>
-          <w:u w:val="none"/>
-          <w:shd w:fill="auto" w:val="clear"/>
-          <w:vertAlign w:val="baseline"/>
-          <w:rtl w:val="0"/>
-        </w:rPr>
-        <w:t xml:space="preserve">Uso del Sistema</w:t>
-      </w:r>
-    </w:p>
-    <w:p>
-      <w:pPr>
-        <w:keepNext w:val="0"/>
-        <w:keepLines w:val="0"/>
-        <w:pageBreakBefore w:val="0"/>
-        <w:widowControl w:val="1"/>
-        <w:pBdr>
-          <w:top w:space="0" w:sz="0" w:val="nil"/>
-          <w:left w:space="0" w:sz="0" w:val="nil"/>
-          <w:bottom w:space="0" w:sz="0" w:val="nil"/>
-          <w:right w:space="0" w:sz="0" w:val="nil"/>
-          <w:between w:space="0" w:sz="0" w:val="nil"/>
-        </w:pBdr>
-        <w:shd w:fill="auto" w:val="clear"/>
-        <w:tabs>
-          <w:tab w:val="left" w:leader="none" w:pos="0"/>
-        </w:tabs>
-        <w:spacing w:after="0" w:before="200" w:line="276" w:lineRule="auto"/>
-        <w:ind w:left="0" w:right="0" w:hanging="6"/>
-        <w:jc w:val="both"/>
-        <w:rPr>
-          <w:rFonts w:ascii="Calibri" w:cs="Calibri" w:eastAsia="Calibri" w:hAnsi="Calibri"/>
-          <w:b w:val="0"/>
-          <w:bCs w:val="0"/>
-          <w:i w:val="1"/>
-          <w:iCs w:val="1"/>
-          <w:smallCaps w:val="0"/>
-          <w:strike w:val="0"/>
-          <w:color w:val="548dd4"/>
-          <w:sz w:val="22"/>
-          <w:szCs w:val="22"/>
-          <w:u w:val="none"/>
-          <w:shd w:fill="auto" w:val="clear"/>
-          <w:vertAlign w:val="baseline"/>
-        </w:rPr>
-      </w:pPr>
-      <w:r>
-        <w:rPr>
-          <w:rFonts w:ascii="Calibri" w:cs="Calibri" w:eastAsia="Calibri" w:hAnsi="Calibri"/>
-          <w:b w:val="0"/>
-          <w:bCs w:val="0"/>
-          <w:i w:val="1"/>
-          <w:iCs w:val="1"/>
-          <w:smallCaps w:val="0"/>
-          <w:strike w:val="0"/>
-          <w:color w:val="548dd4"/>
-          <w:sz w:val="22"/>
-          <w:szCs w:val="22"/>
-          <w:u w:val="none"/>
-          <w:shd w:fill="auto" w:val="clear"/>
-          <w:vertAlign w:val="baseline"/>
-          <w:rtl w:val="0"/>
-        </w:rPr>
-        <w:t xml:space="preserve"> [Descripción cada parte del sistema, que acciones realiza, exponer sus pantallas, listar tipos de usuarios con sus privilegios, etc.]</w:t>
-      </w:r>
-    </w:p>
-    <w:p>
-      <w:pPr>
-        <w:keepNext w:val="1"/>
-        <w:keepLines w:val="0"/>
-        <w:pageBreakBefore w:val="0"/>
-        <w:widowControl w:val="0"/>
-        <w:pBdr>
-          <w:top w:space="0" w:sz="0" w:val="nil"/>
-          <w:left w:space="0" w:sz="0" w:val="nil"/>
-          <w:bottom w:space="0" w:sz="0" w:val="nil"/>
-          <w:right w:space="0" w:sz="0" w:val="nil"/>
-          <w:between w:space="0" w:sz="0" w:val="nil"/>
-        </w:pBdr>
-        <w:shd w:fill="auto" w:val="clear"/>
-        <w:tabs>
-          <w:tab w:val="left" w:leader="none" w:pos="0"/>
-        </w:tabs>
-        <w:spacing w:after="60" w:before="120" w:line="276" w:lineRule="auto"/>
-        <w:ind w:left="0" w:right="0" w:firstLine="0"/>
-        <w:jc w:val="left"/>
-        <w:rPr>
-          <w:rFonts w:ascii="Cambria" w:cs="Cambria" w:eastAsia="Cambria" w:hAnsi="Cambria"/>
-          <w:b w:val="1"/>
-          <w:bCs w:val="1"/>
-          <w:i w:val="0"/>
-          <w:iCs w:val="0"/>
-          <w:smallCaps w:val="0"/>
-          <w:strike w:val="0"/>
-          <w:color w:val="366091"/>
-          <w:sz w:val="28"/>
-          <w:szCs w:val="28"/>
-          <w:u w:val="none"/>
-          <w:shd w:fill="auto" w:val="clear"/>
-          <w:vertAlign w:val="baseline"/>
-        </w:rPr>
-      </w:pPr>
-      <w:r>
-        <w:rPr>
-          <w:rtl w:val="0"/>
-        </w:rPr>
-      </w:r>
-    </w:p>
-    <w:p>
-      <w:pPr>
-        <w:keepNext w:val="1"/>
-        <w:keepLines w:val="0"/>
-        <w:pageBreakBefore w:val="0"/>
-        <w:widowControl w:val="0"/>
-        <w:pBdr>
-          <w:top w:space="0" w:sz="0" w:val="nil"/>
-          <w:left w:space="0" w:sz="0" w:val="nil"/>
-          <w:bottom w:space="0" w:sz="0" w:val="nil"/>
-          <w:right w:space="0" w:sz="0" w:val="nil"/>
-          <w:between w:space="0" w:sz="0" w:val="nil"/>
-        </w:pBdr>
-        <w:shd w:fill="auto" w:val="clear"/>
-        <w:tabs>
-          <w:tab w:val="left" w:leader="none" w:pos="0"/>
-        </w:tabs>
-        <w:spacing w:after="60" w:before="120" w:line="276" w:lineRule="auto"/>
-        <w:ind w:left="0" w:right="0" w:firstLine="0"/>
-        <w:jc w:val="left"/>
-        <w:rPr>
-          <w:rFonts w:ascii="Cambria" w:cs="Cambria" w:eastAsia="Cambria" w:hAnsi="Cambria"/>
-          <w:b w:val="1"/>
-          <w:bCs w:val="1"/>
-          <w:i w:val="0"/>
-          <w:iCs w:val="0"/>
-          <w:smallCaps w:val="0"/>
-          <w:strike w:val="0"/>
-          <w:color w:val="366091"/>
-          <w:sz w:val="28"/>
-          <w:szCs w:val="28"/>
-          <w:u w:val="none"/>
-          <w:shd w:fill="auto" w:val="clear"/>
-          <w:vertAlign w:val="baseline"/>
-        </w:rPr>
-      </w:pPr>
-      <w:bookmarkStart w:colFirst="0" w:colLast="0" w:name="_heading=h.syh0vrrx605g" w:id="9"/>
-      <w:bookmarkEnd w:id="9"/>
-      <w:r>
-        <w:rPr>
-          <w:rFonts w:ascii="Cambria" w:cs="Cambria" w:eastAsia="Cambria" w:hAnsi="Cambria"/>
-          <w:b w:val="1"/>
-          <w:bCs w:val="1"/>
-          <w:i w:val="0"/>
-          <w:iCs w:val="0"/>
-          <w:smallCaps w:val="0"/>
-          <w:strike w:val="0"/>
-          <w:color w:val="366091"/>
-          <w:sz w:val="28"/>
-          <w:szCs w:val="28"/>
-          <w:u w:val="none"/>
-          <w:shd w:fill="auto" w:val="clear"/>
-          <w:vertAlign w:val="baseline"/>
-          <w:rtl w:val="0"/>
-        </w:rPr>
-        <w:t xml:space="preserve">Anexo </w:t>
-      </w:r>
-    </w:p>
-    <w:p>
-      <w:pPr>
-        <w:keepNext w:val="1"/>
-        <w:keepLines w:val="1"/>
-        <w:pageBreakBefore w:val="0"/>
-        <w:widowControl w:val="1"/>
-        <w:pBdr>
-          <w:top w:space="0" w:sz="0" w:val="nil"/>
-          <w:left w:space="0" w:sz="0" w:val="nil"/>
-          <w:bottom w:space="0" w:sz="0" w:val="nil"/>
-          <w:right w:space="0" w:sz="0" w:val="nil"/>
-          <w:between w:space="0" w:sz="0" w:val="nil"/>
-        </w:pBdr>
-        <w:shd w:fill="auto" w:val="clear"/>
-        <w:spacing w:after="0" w:before="200" w:line="276" w:lineRule="auto"/>
-        <w:ind w:left="357" w:right="0" w:hanging="357"/>
-        <w:jc w:val="left"/>
-        <w:rPr>
-          <w:rFonts w:ascii="Cambria" w:cs="Cambria" w:eastAsia="Cambria" w:hAnsi="Cambria"/>
-          <w:b w:val="1"/>
-          <w:bCs w:val="1"/>
-          <w:i w:val="0"/>
-          <w:iCs w:val="0"/>
-          <w:smallCaps w:val="0"/>
-          <w:strike w:val="0"/>
-          <w:color w:val="4f81bd"/>
-          <w:sz w:val="26"/>
-          <w:szCs w:val="26"/>
-          <w:u w:val="none"/>
-          <w:shd w:fill="auto" w:val="clear"/>
-          <w:vertAlign w:val="baseline"/>
-        </w:rPr>
-      </w:pPr>
-      <w:bookmarkStart w:colFirst="0" w:colLast="0" w:name="_heading=h.bhyjnbsobzcx" w:id="10"/>
-      <w:bookmarkEnd w:id="10"/>
-      <w:r>
-        <w:rPr>
-          <w:rFonts w:ascii="Cambria" w:cs="Cambria" w:eastAsia="Cambria" w:hAnsi="Cambria"/>
-          <w:b w:val="1"/>
-          <w:bCs w:val="1"/>
-          <w:i w:val="0"/>
-          <w:iCs w:val="0"/>
-          <w:smallCaps w:val="0"/>
-          <w:strike w:val="0"/>
-          <w:color w:val="4f81bd"/>
-          <w:sz w:val="26"/>
-          <w:szCs w:val="26"/>
-          <w:u w:val="none"/>
-          <w:shd w:fill="auto" w:val="clear"/>
-          <w:vertAlign w:val="baseline"/>
-          <w:rtl w:val="0"/>
-        </w:rPr>
-        <w:t xml:space="preserve">Guía rápida de Botones </w:t>
-      </w:r>
-    </w:p>
-    <w:p>
-      <w:pPr>
-        <w:keepNext w:val="0"/>
-        <w:keepLines w:val="0"/>
-        <w:pageBreakBefore w:val="0"/>
-        <w:widowControl w:val="1"/>
-        <w:pBdr>
-          <w:top w:space="0" w:sz="0" w:val="nil"/>
-          <w:left w:space="0" w:sz="0" w:val="nil"/>
-          <w:bottom w:space="0" w:sz="0" w:val="nil"/>
-          <w:right w:space="0" w:sz="0" w:val="nil"/>
-          <w:between w:space="0" w:sz="0" w:val="nil"/>
-        </w:pBdr>
-        <w:shd w:fill="auto" w:val="clear"/>
-        <w:tabs>
-          <w:tab w:val="left" w:leader="none" w:pos="0"/>
-        </w:tabs>
-        <w:spacing w:after="0" w:before="200" w:line="276" w:lineRule="auto"/>
-        <w:ind w:left="0" w:right="0" w:hanging="6"/>
-        <w:jc w:val="both"/>
-        <w:rPr>
-          <w:rFonts w:ascii="Calibri" w:cs="Calibri" w:eastAsia="Calibri" w:hAnsi="Calibri"/>
-          <w:b w:val="0"/>
-          <w:bCs w:val="0"/>
-          <w:i w:val="1"/>
-          <w:iCs w:val="1"/>
-          <w:smallCaps w:val="0"/>
-          <w:strike w:val="0"/>
-          <w:color w:val="548dd4"/>
-          <w:sz w:val="22"/>
-          <w:szCs w:val="22"/>
-          <w:u w:val="none"/>
-          <w:shd w:fill="auto" w:val="clear"/>
-          <w:vertAlign w:val="baseline"/>
-        </w:rPr>
-      </w:pPr>
-      <w:r>
-        <w:rPr>
-          <w:rFonts w:ascii="Calibri" w:cs="Calibri" w:eastAsia="Calibri" w:hAnsi="Calibri"/>
-          <w:b w:val="0"/>
-          <w:bCs w:val="0"/>
-          <w:i w:val="1"/>
-          <w:iCs w:val="1"/>
-          <w:smallCaps w:val="0"/>
-          <w:strike w:val="0"/>
-          <w:color w:val="548dd4"/>
-          <w:sz w:val="22"/>
-          <w:szCs w:val="22"/>
-          <w:u w:val="none"/>
-          <w:shd w:fill="auto" w:val="clear"/>
-          <w:vertAlign w:val="baseline"/>
-          <w:rtl w:val="0"/>
-        </w:rPr>
-        <w:t xml:space="preserve">[Listar los botones que posee el Software, explicando a que hace referencia cada uno de ellos]</w:t>
+        </w:rPr>
+      </w:pPr>
+      <w:r>
+        <w:rPr>
+          <w:rtl w:val="0"/>
+        </w:rPr>
       </w:r>
     </w:p>
     <w:sectPr>
-      <w:headerReference r:id="rId10" w:type="default"/>
-      <w:footerReference r:id="rId11" w:type="default"/>
+      <w:headerReference r:id="rId17" w:type="default"/>
+      <w:footerReference r:id="rId18" w:type="default"/>
       <w:pgSz w:h="16838" w:w="11906" w:orient="portrait"/>
       <w:pgMar w:bottom="1417" w:top="1535" w:left="1701" w:right="1701" w:header="567" w:footer="572"/>
       <w:pgNumType w:start="1"/>
@@ -4079,29 +4105,18 @@
       <w:tabs>
         <w:tab w:val="center" w:leader="none" w:pos="4252"/>
       </w:tabs>
+      <w:ind w:left="0"/>
       <w:rPr/>
     </w:pPr>
     <w:r>
       <w:rPr>
         <w:rtl w:val="0"/>
       </w:rPr>
-      <w:t xml:space="preserve">NexTech   </w:t>
+      <w:t xml:space="preserve">NexTech</w:t>
       <w:tab/>
       <w:tab/>
       <w:tab/>
-    </w:r>
-  </w:p>
-  <w:p>
-    <w:pPr>
-      <w:tabs>
-        <w:tab w:val="center" w:leader="none" w:pos="4252"/>
-      </w:tabs>
-      <w:rPr/>
-    </w:pPr>
-    <w:r>
-      <w:rPr>
-        <w:rtl w:val="0"/>
-      </w:rPr>
+      <w:tab/>
       <w:tab/>
       <w:tab/>
     </w:r>
@@ -4149,119 +4164,12 @@
             <wp:anchor allowOverlap="1" behindDoc="0" distB="0" distT="0" distL="114300" distR="114300" hidden="0" layoutInCell="1" locked="0" relativeHeight="0" simplePos="0">
               <wp:simplePos x="0" y="0"/>
               <wp:positionH relativeFrom="column">
-                <wp:posOffset>-592454</wp:posOffset>
+                <wp:posOffset>5867400</wp:posOffset>
               </wp:positionH>
               <wp:positionV relativeFrom="paragraph">
-                <wp:posOffset>271275</wp:posOffset>
+                <wp:posOffset>85538</wp:posOffset>
               </wp:positionV>
-              <wp:extent cx="103505" cy="824865"/>
-              <wp:effectExtent b="0" l="0" r="0" t="0"/>
-              <wp:wrapNone/>
-              <wp:docPr id="18" name=""/>
-              <a:graphic>
-                <a:graphicData uri="http://schemas.microsoft.com/office/word/2010/wordprocessingShape">
-                  <wps:wsp>
-                    <wps:cNvSpPr/>
-                    <wps:cNvPr id="7" name="Shape 7"/>
-                    <wps:spPr>
-                      <a:xfrm>
-                        <a:off x="5300598" y="3373918"/>
-                        <a:ext cx="90805" cy="812165"/>
-                      </a:xfrm>
-                      <a:prstGeom prst="rect">
-                        <a:avLst/>
-                      </a:prstGeom>
-                      <a:solidFill>
-                        <a:srgbClr val="4BACC6"/>
-                      </a:solidFill>
-                      <a:ln cap="flat" cmpd="sng" w="12700">
-                        <a:solidFill>
-                          <a:srgbClr val="205867"/>
-                        </a:solidFill>
-                        <a:prstDash val="solid"/>
-                        <a:round/>
-                        <a:headEnd len="sm" w="sm" type="none"/>
-                        <a:tailEnd len="sm" w="sm" type="none"/>
-                      </a:ln>
-                    </wps:spPr>
-                    <wps:txbx>
-                      <w:txbxContent>
-                        <w:p>
-                          <w:pPr>
-                            <w:spacing w:after="0" w:before="0" w:line="240"/>
-                            <w:ind w:left="0" w:right="0" w:firstLine="0"/>
-                            <w:jc w:val="left"/>
-                            <w:textDirection w:val="btLr"/>
-                          </w:pPr>
-                        </w:p>
-                      </w:txbxContent>
-                    </wps:txbx>
-                    <wps:bodyPr anchorCtr="0" anchor="ctr" bIns="91425" lIns="91425" spcFirstLastPara="1" rIns="91425" wrap="square" tIns="91425">
-                      <a:noAutofit/>
-                    </wps:bodyPr>
-                  </wps:wsp>
-                </a:graphicData>
-              </a:graphic>
-            </wp:anchor>
-          </w:drawing>
-        </mc:Choice>
-        <mc:Fallback>
-          <w:drawing>
-            <wp:anchor allowOverlap="1" behindDoc="0" distB="0" distT="0" distL="114300" distR="114300" hidden="0" layoutInCell="1" locked="0" relativeHeight="0" simplePos="0">
-              <wp:simplePos x="0" y="0"/>
-              <wp:positionH relativeFrom="column">
-                <wp:posOffset>-592454</wp:posOffset>
-              </wp:positionH>
-              <wp:positionV relativeFrom="paragraph">
-                <wp:posOffset>271275</wp:posOffset>
-              </wp:positionV>
-              <wp:extent cx="103505" cy="824865"/>
-              <wp:effectExtent b="0" l="0" r="0" t="0"/>
-              <wp:wrapNone/>
-              <wp:docPr id="18" name="image8.png"/>
-              <a:graphic>
-                <a:graphicData uri="http://schemas.openxmlformats.org/drawingml/2006/picture">
-                  <pic:pic>
-                    <pic:nvPicPr>
-                      <pic:cNvPr id="0" name="image8.png"/>
-                      <pic:cNvPicPr preferRelativeResize="0"/>
-                    </pic:nvPicPr>
-                    <pic:blipFill>
-                      <a:blip r:embed="rId1"/>
-                      <a:srcRect/>
-                      <a:stretch>
-                        <a:fillRect/>
-                      </a:stretch>
-                    </pic:blipFill>
-                    <pic:spPr>
-                      <a:xfrm>
-                        <a:off x="0" y="0"/>
-                        <a:ext cx="103505" cy="824865"/>
-                      </a:xfrm>
-                      <a:prstGeom prst="rect"/>
-                      <a:ln/>
-                    </pic:spPr>
-                  </pic:pic>
-                </a:graphicData>
-              </a:graphic>
-            </wp:anchor>
-          </w:drawing>
-        </mc:Fallback>
-      </mc:AlternateContent>
-    </w:r>
-    <w:r>
-      <mc:AlternateContent>
-        <mc:Choice Requires="wpg">
-          <w:drawing>
-            <wp:anchor allowOverlap="1" behindDoc="0" distB="0" distT="0" distL="114300" distR="114300" hidden="0" layoutInCell="1" locked="0" relativeHeight="0" simplePos="0">
-              <wp:simplePos x="0" y="0"/>
-              <wp:positionH relativeFrom="column">
-                <wp:posOffset>5888355</wp:posOffset>
-              </wp:positionH>
-              <wp:positionV relativeFrom="paragraph">
-                <wp:posOffset>266700</wp:posOffset>
-              </wp:positionV>
-              <wp:extent cx="103505" cy="824865"/>
+              <wp:extent cx="141605" cy="862965"/>
               <wp:effectExtent b="0" l="0" r="0" t="0"/>
               <wp:wrapNone/>
               <wp:docPr id="13" name=""/>
@@ -4317,20 +4225,20 @@
             <wp:anchor allowOverlap="1" behindDoc="0" distB="0" distT="0" distL="114300" distR="114300" hidden="0" layoutInCell="1" locked="0" relativeHeight="0" simplePos="0">
               <wp:simplePos x="0" y="0"/>
               <wp:positionH relativeFrom="column">
-                <wp:posOffset>5888355</wp:posOffset>
+                <wp:posOffset>5867400</wp:posOffset>
               </wp:positionH>
               <wp:positionV relativeFrom="paragraph">
-                <wp:posOffset>266700</wp:posOffset>
+                <wp:posOffset>85538</wp:posOffset>
               </wp:positionV>
-              <wp:extent cx="103505" cy="824865"/>
+              <wp:extent cx="141605" cy="862965"/>
               <wp:effectExtent b="0" l="0" r="0" t="0"/>
               <wp:wrapNone/>
-              <wp:docPr id="13" name="image3.png"/>
+              <wp:docPr id="13" name="image8.png"/>
               <a:graphic>
                 <a:graphicData uri="http://schemas.openxmlformats.org/drawingml/2006/picture">
                   <pic:pic>
                     <pic:nvPicPr>
-                      <pic:cNvPr id="0" name="image3.png"/>
+                      <pic:cNvPr id="0" name="image8.png"/>
                       <pic:cNvPicPr preferRelativeResize="0"/>
                     </pic:nvPicPr>
                     <pic:blipFill>
@@ -4343,7 +4251,7 @@
                     <pic:spPr>
                       <a:xfrm>
                         <a:off x="0" y="0"/>
-                        <a:ext cx="103505" cy="824865"/>
+                        <a:ext cx="141605" cy="862965"/>
                       </a:xfrm>
                       <a:prstGeom prst="rect"/>
                       <a:ln/>
@@ -4363,44 +4271,151 @@
             <wp:anchor allowOverlap="1" behindDoc="0" distB="0" distT="0" distL="114300" distR="114300" hidden="0" layoutInCell="1" locked="0" relativeHeight="0" simplePos="0">
               <wp:simplePos x="0" y="0"/>
               <wp:positionH relativeFrom="column">
-                <wp:posOffset>-1181572</wp:posOffset>
+                <wp:posOffset>-611501</wp:posOffset>
               </wp:positionH>
               <wp:positionV relativeFrom="paragraph">
-                <wp:posOffset>237204</wp:posOffset>
+                <wp:posOffset>81779</wp:posOffset>
               </wp:positionV>
-              <wp:extent cx="7761605" cy="822325"/>
+              <wp:extent cx="141605" cy="849630"/>
               <wp:effectExtent b="0" l="0" r="0" t="0"/>
               <wp:wrapNone/>
-              <wp:docPr id="21" name=""/>
+              <wp:docPr id="15" name=""/>
+              <a:graphic>
+                <a:graphicData uri="http://schemas.microsoft.com/office/word/2010/wordprocessingShape">
+                  <wps:wsp>
+                    <wps:cNvSpPr/>
+                    <wps:cNvPr id="4" name="Shape 4"/>
+                    <wps:spPr>
+                      <a:xfrm>
+                        <a:off x="5300598" y="3380585"/>
+                        <a:ext cx="90805" cy="798830"/>
+                      </a:xfrm>
+                      <a:prstGeom prst="rect">
+                        <a:avLst/>
+                      </a:prstGeom>
+                      <a:solidFill>
+                        <a:srgbClr val="4BACC6"/>
+                      </a:solidFill>
+                      <a:ln cap="flat" cmpd="sng" w="12700">
+                        <a:solidFill>
+                          <a:srgbClr val="205867"/>
+                        </a:solidFill>
+                        <a:prstDash val="solid"/>
+                        <a:round/>
+                        <a:headEnd len="sm" w="sm" type="none"/>
+                        <a:tailEnd len="sm" w="sm" type="none"/>
+                      </a:ln>
+                    </wps:spPr>
+                    <wps:txbx>
+                      <w:txbxContent>
+                        <w:p>
+                          <w:pPr>
+                            <w:spacing w:after="0" w:before="0" w:line="240"/>
+                            <w:ind w:left="0" w:right="0" w:firstLine="0"/>
+                            <w:jc w:val="left"/>
+                            <w:textDirection w:val="btLr"/>
+                          </w:pPr>
+                        </w:p>
+                      </w:txbxContent>
+                    </wps:txbx>
+                    <wps:bodyPr anchorCtr="0" anchor="ctr" bIns="91425" lIns="91425" spcFirstLastPara="1" rIns="91425" wrap="square" tIns="91425">
+                      <a:noAutofit/>
+                    </wps:bodyPr>
+                  </wps:wsp>
+                </a:graphicData>
+              </a:graphic>
+            </wp:anchor>
+          </w:drawing>
+        </mc:Choice>
+        <mc:Fallback>
+          <w:drawing>
+            <wp:anchor allowOverlap="1" behindDoc="0" distB="0" distT="0" distL="114300" distR="114300" hidden="0" layoutInCell="1" locked="0" relativeHeight="0" simplePos="0">
+              <wp:simplePos x="0" y="0"/>
+              <wp:positionH relativeFrom="column">
+                <wp:posOffset>-611501</wp:posOffset>
+              </wp:positionH>
+              <wp:positionV relativeFrom="paragraph">
+                <wp:posOffset>81779</wp:posOffset>
+              </wp:positionV>
+              <wp:extent cx="141605" cy="849630"/>
+              <wp:effectExtent b="0" l="0" r="0" t="0"/>
+              <wp:wrapNone/>
+              <wp:docPr id="15" name="image12.png"/>
+              <a:graphic>
+                <a:graphicData uri="http://schemas.openxmlformats.org/drawingml/2006/picture">
+                  <pic:pic>
+                    <pic:nvPicPr>
+                      <pic:cNvPr id="0" name="image12.png"/>
+                      <pic:cNvPicPr preferRelativeResize="0"/>
+                    </pic:nvPicPr>
+                    <pic:blipFill>
+                      <a:blip r:embed="rId1"/>
+                      <a:srcRect/>
+                      <a:stretch>
+                        <a:fillRect/>
+                      </a:stretch>
+                    </pic:blipFill>
+                    <pic:spPr>
+                      <a:xfrm>
+                        <a:off x="0" y="0"/>
+                        <a:ext cx="141605" cy="849630"/>
+                      </a:xfrm>
+                      <a:prstGeom prst="rect"/>
+                      <a:ln/>
+                    </pic:spPr>
+                  </pic:pic>
+                </a:graphicData>
+              </a:graphic>
+            </wp:anchor>
+          </w:drawing>
+        </mc:Fallback>
+      </mc:AlternateContent>
+    </w:r>
+    <w:r>
+      <mc:AlternateContent>
+        <mc:Choice Requires="wpg">
+          <w:drawing>
+            <wp:anchor allowOverlap="1" behindDoc="1" distB="0" distT="0" distL="0" distR="0" hidden="0" layoutInCell="1" locked="0" relativeHeight="0" simplePos="0">
+              <wp:simplePos x="0" y="0"/>
+              <wp:positionH relativeFrom="column">
+                <wp:posOffset>-1076793</wp:posOffset>
+              </wp:positionH>
+              <wp:positionV relativeFrom="paragraph">
+                <wp:posOffset>104588</wp:posOffset>
+              </wp:positionV>
+              <wp:extent cx="7549515" cy="815340"/>
+              <wp:effectExtent b="0" l="0" r="0" t="0"/>
+              <wp:wrapNone/>
+              <wp:docPr id="18" name=""/>
               <a:graphic>
                 <a:graphicData uri="http://schemas.microsoft.com/office/word/2010/wordprocessingGroup">
                   <wpg:wgp>
                     <wpg:cNvGrpSpPr/>
                     <wpg:grpSpPr>
                       <a:xfrm>
-                        <a:off x="3726100" y="3368825"/>
-                        <a:ext cx="7761605" cy="822325"/>
-                        <a:chOff x="3726100" y="3368825"/>
-                        <a:chExt cx="6965900" cy="822350"/>
+                        <a:off x="1571225" y="3372325"/>
+                        <a:ext cx="7549515" cy="815340"/>
+                        <a:chOff x="1571225" y="3372325"/>
+                        <a:chExt cx="7549550" cy="815350"/>
                       </a:xfrm>
                     </wpg:grpSpPr>
                     <wpg:grpSp>
                       <wpg:cNvGrpSpPr/>
                       <wpg:grpSpPr>
-                        <a:xfrm flipH="1" rot="10800000">
-                          <a:off x="3726115" y="3368838"/>
-                          <a:ext cx="7877368" cy="822325"/>
-                          <a:chOff x="0" y="0"/>
-                          <a:chExt cx="7877368" cy="822325"/>
+                        <a:xfrm>
+                          <a:off x="1571243" y="3372330"/>
+                          <a:ext cx="7549515" cy="815340"/>
+                          <a:chOff x="1571225" y="3372325"/>
+                          <a:chExt cx="7549550" cy="815350"/>
                         </a:xfrm>
                       </wpg:grpSpPr>
                       <wps:wsp>
                         <wps:cNvSpPr/>
-                        <wps:cNvPr id="11" name="Shape 11"/>
+                        <wps:cNvPr id="8" name="Shape 8"/>
                         <wps:spPr>
                           <a:xfrm>
-                            <a:off x="0" y="0"/>
-                            <a:ext cx="7761600" cy="822325"/>
+                            <a:off x="1571225" y="3372325"/>
+                            <a:ext cx="7549550" cy="815350"/>
                           </a:xfrm>
                           <a:prstGeom prst="rect">
                             <a:avLst/>
@@ -4426,78 +4441,314 @@
                           <a:noAutofit/>
                         </wps:bodyPr>
                       </wps:wsp>
-                      <wps:wsp>
-                        <wps:cNvSpPr/>
-                        <wps:cNvPr id="12" name="Shape 12"/>
-                        <wps:spPr>
+                      <wpg:grpSp>
+                        <wpg:cNvGrpSpPr/>
+                        <wpg:grpSpPr>
                           <a:xfrm>
-                            <a:off x="116254" y="812610"/>
-                            <a:ext cx="7761114" cy="0"/>
+                            <a:off x="1571243" y="3372330"/>
+                            <a:ext cx="7549515" cy="815340"/>
+                            <a:chOff x="1571225" y="3372275"/>
+                            <a:chExt cx="7549550" cy="815400"/>
                           </a:xfrm>
-                          <a:custGeom>
-                            <a:rect b="b" l="l" r="r" t="t"/>
-                            <a:pathLst>
-                              <a:path extrusionOk="0" h="1" w="7761114">
-                                <a:moveTo>
-                                  <a:pt x="0" y="0"/>
-                                </a:moveTo>
-                                <a:lnTo>
-                                  <a:pt x="7761114" y="0"/>
-                                </a:lnTo>
-                              </a:path>
-                            </a:pathLst>
-                          </a:custGeom>
-                          <a:solidFill>
-                            <a:srgbClr val="FFFFFF"/>
-                          </a:solidFill>
-                          <a:ln cap="flat" cmpd="sng" w="12700">
-                            <a:solidFill>
-                              <a:srgbClr val="31849B"/>
-                            </a:solidFill>
-                            <a:prstDash val="solid"/>
-                            <a:round/>
-                            <a:headEnd len="sm" w="sm" type="none"/>
-                            <a:tailEnd len="sm" w="sm" type="none"/>
-                          </a:ln>
-                        </wps:spPr>
-                        <wps:bodyPr anchorCtr="0" anchor="ctr" bIns="91425" lIns="91425" spcFirstLastPara="1" rIns="91425" wrap="square" tIns="91425">
-                          <a:noAutofit/>
-                        </wps:bodyPr>
-                      </wps:wsp>
-                      <wps:wsp>
-                        <wps:cNvSpPr/>
-                        <wps:cNvPr id="13" name="Shape 13"/>
-                        <wps:spPr>
-                          <a:xfrm>
-                            <a:off x="0" y="0"/>
-                            <a:ext cx="1977313" cy="822325"/>
-                          </a:xfrm>
-                          <a:prstGeom prst="rect">
-                            <a:avLst/>
-                          </a:prstGeom>
-                          <a:noFill/>
-                          <a:ln>
+                        </wpg:grpSpPr>
+                        <wps:wsp>
+                          <wps:cNvSpPr/>
+                          <wps:cNvPr id="10" name="Shape 10"/>
+                          <wps:spPr>
+                            <a:xfrm>
+                              <a:off x="1571225" y="3372275"/>
+                              <a:ext cx="7549550" cy="815400"/>
+                            </a:xfrm>
+                            <a:prstGeom prst="rect">
+                              <a:avLst/>
+                            </a:prstGeom>
                             <a:noFill/>
-                          </a:ln>
-                        </wps:spPr>
-                        <wps:txbx>
-                          <w:txbxContent>
-                            <w:p>
-                              <w:pPr>
-                                <w:spacing w:after="0" w:before="0" w:line="240"/>
-                                <w:ind w:left="0" w:right="0" w:firstLine="0"/>
-                                <w:jc w:val="left"/>
-                                <w:textDirection w:val="btLr"/>
-                              </w:pPr>
-                            </w:p>
-                          </w:txbxContent>
-                        </wps:txbx>
-                        <wps:bodyPr anchorCtr="0" anchor="ctr" bIns="91425" lIns="91425" spcFirstLastPara="1" rIns="91425" wrap="square" tIns="91425">
-                          <a:noAutofit/>
-                        </wps:bodyPr>
-                      </wps:wsp>
+                            <a:ln>
+                              <a:noFill/>
+                            </a:ln>
+                          </wps:spPr>
+                          <wps:txbx>
+                            <w:txbxContent>
+                              <w:p>
+                                <w:pPr>
+                                  <w:spacing w:after="0" w:before="0" w:line="240"/>
+                                  <w:ind w:left="0" w:right="0" w:firstLine="0"/>
+                                  <w:jc w:val="left"/>
+                                  <w:textDirection w:val="btLr"/>
+                                </w:pPr>
+                              </w:p>
+                            </w:txbxContent>
+                          </wps:txbx>
+                          <wps:bodyPr anchorCtr="0" anchor="ctr" bIns="91425" lIns="91425" spcFirstLastPara="1" rIns="91425" wrap="square" tIns="91425">
+                            <a:noAutofit/>
+                          </wps:bodyPr>
+                        </wps:wsp>
+                        <wpg:grpSp>
+                          <wpg:cNvGrpSpPr/>
+                          <wpg:grpSpPr>
+                            <a:xfrm>
+                              <a:off x="1571243" y="3372330"/>
+                              <a:ext cx="7549515" cy="815340"/>
+                              <a:chOff x="1571225" y="3365975"/>
+                              <a:chExt cx="7549525" cy="821700"/>
+                            </a:xfrm>
+                          </wpg:grpSpPr>
+                          <wps:wsp>
+                            <wps:cNvSpPr/>
+                            <wps:cNvPr id="12" name="Shape 12"/>
+                            <wps:spPr>
+                              <a:xfrm>
+                                <a:off x="1571225" y="3365975"/>
+                                <a:ext cx="7549525" cy="821700"/>
+                              </a:xfrm>
+                              <a:prstGeom prst="rect">
+                                <a:avLst/>
+                              </a:prstGeom>
+                              <a:noFill/>
+                              <a:ln>
+                                <a:noFill/>
+                              </a:ln>
+                            </wps:spPr>
+                            <wps:txbx>
+                              <w:txbxContent>
+                                <w:p>
+                                  <w:pPr>
+                                    <w:spacing w:after="0" w:before="0" w:line="240"/>
+                                    <w:ind w:left="0" w:right="0" w:firstLine="0"/>
+                                    <w:jc w:val="left"/>
+                                    <w:textDirection w:val="btLr"/>
+                                  </w:pPr>
+                                </w:p>
+                              </w:txbxContent>
+                            </wps:txbx>
+                            <wps:bodyPr anchorCtr="0" anchor="ctr" bIns="91425" lIns="91425" spcFirstLastPara="1" rIns="91425" wrap="square" tIns="91425">
+                              <a:noAutofit/>
+                            </wps:bodyPr>
+                          </wps:wsp>
+                          <wpg:grpSp>
+                            <wpg:cNvGrpSpPr/>
+                            <wpg:grpSpPr>
+                              <a:xfrm>
+                                <a:off x="1571243" y="3372330"/>
+                                <a:ext cx="7549500" cy="815340"/>
+                                <a:chOff x="0" y="0"/>
+                                <a:chExt cx="7549500" cy="815340"/>
+                              </a:xfrm>
+                            </wpg:grpSpPr>
+                            <wps:wsp>
+                              <wps:cNvSpPr/>
+                              <wps:cNvPr id="13" name="Shape 13"/>
+                              <wps:spPr>
+                                <a:xfrm>
+                                  <a:off x="0" y="0"/>
+                                  <a:ext cx="7549500" cy="815325"/>
+                                </a:xfrm>
+                                <a:prstGeom prst="rect">
+                                  <a:avLst/>
+                                </a:prstGeom>
+                                <a:noFill/>
+                                <a:ln>
+                                  <a:noFill/>
+                                </a:ln>
+                              </wps:spPr>
+                              <wps:txbx>
+                                <w:txbxContent>
+                                  <w:p>
+                                    <w:pPr>
+                                      <w:spacing w:after="0" w:before="0" w:line="240"/>
+                                      <w:ind w:left="0" w:right="0" w:firstLine="0"/>
+                                      <w:jc w:val="left"/>
+                                      <w:textDirection w:val="btLr"/>
+                                    </w:pPr>
+                                  </w:p>
+                                </w:txbxContent>
+                              </wps:txbx>
+                              <wps:bodyPr anchorCtr="0" anchor="ctr" bIns="91425" lIns="91425" spcFirstLastPara="1" rIns="91425" wrap="square" tIns="91425">
+                                <a:noAutofit/>
+                              </wps:bodyPr>
+                            </wps:wsp>
+                            <wps:wsp>
+                              <wps:cNvSpPr/>
+                              <wps:cNvPr id="14" name="Shape 14"/>
+                              <wps:spPr>
+                                <a:xfrm>
+                                  <a:off x="0" y="0"/>
+                                  <a:ext cx="7549037" cy="0"/>
+                                </a:xfrm>
+                                <a:custGeom>
+                                  <a:rect b="b" l="l" r="r" t="t"/>
+                                  <a:pathLst>
+                                    <a:path extrusionOk="0" h="1" w="7549037">
+                                      <a:moveTo>
+                                        <a:pt x="0" y="0"/>
+                                      </a:moveTo>
+                                      <a:lnTo>
+                                        <a:pt x="7549037" y="0"/>
+                                      </a:lnTo>
+                                    </a:path>
+                                  </a:pathLst>
+                                </a:custGeom>
+                                <a:solidFill>
+                                  <a:srgbClr val="FFFFFF"/>
+                                </a:solidFill>
+                                <a:ln cap="flat" cmpd="sng" w="12700">
+                                  <a:solidFill>
+                                    <a:srgbClr val="31849B"/>
+                                  </a:solidFill>
+                                  <a:prstDash val="solid"/>
+                                  <a:round/>
+                                  <a:headEnd len="sm" w="sm" type="none"/>
+                                  <a:tailEnd len="sm" w="sm" type="none"/>
+                                </a:ln>
+                              </wps:spPr>
+                              <wps:bodyPr anchorCtr="0" anchor="ctr" bIns="91425" lIns="91425" spcFirstLastPara="1" rIns="91425" wrap="square" tIns="91425">
+                                <a:noAutofit/>
+                              </wps:bodyPr>
+                            </wps:wsp>
+                            <wps:wsp>
+                              <wps:cNvSpPr/>
+                              <wps:cNvPr id="15" name="Shape 15"/>
+                              <wps:spPr>
+                                <a:xfrm>
+                                  <a:off x="0" y="0"/>
+                                  <a:ext cx="1923282" cy="815340"/>
+                                </a:xfrm>
+                                <a:prstGeom prst="rect">
+                                  <a:avLst/>
+                                </a:prstGeom>
+                                <a:noFill/>
+                                <a:ln>
+                                  <a:noFill/>
+                                </a:ln>
+                              </wps:spPr>
+                              <wps:txbx>
+                                <w:txbxContent>
+                                  <w:p>
+                                    <w:pPr>
+                                      <w:spacing w:after="0" w:before="0" w:line="240"/>
+                                      <w:ind w:left="0" w:right="0" w:firstLine="0"/>
+                                      <w:jc w:val="left"/>
+                                      <w:textDirection w:val="btLr"/>
+                                    </w:pPr>
+                                  </w:p>
+                                </w:txbxContent>
+                              </wps:txbx>
+                              <wps:bodyPr anchorCtr="0" anchor="ctr" bIns="91425" lIns="91425" spcFirstLastPara="1" rIns="91425" wrap="square" tIns="91425">
+                                <a:noAutofit/>
+                              </wps:bodyPr>
+                            </wps:wsp>
+                          </wpg:grpSp>
+                        </wpg:grpSp>
+                      </wpg:grpSp>
                     </wpg:grpSp>
                   </wpg:wgp>
+                </a:graphicData>
+              </a:graphic>
+            </wp:anchor>
+          </w:drawing>
+        </mc:Choice>
+        <mc:Fallback>
+          <w:drawing>
+            <wp:anchor allowOverlap="1" behindDoc="1" distB="0" distT="0" distL="0" distR="0" hidden="0" layoutInCell="1" locked="0" relativeHeight="0" simplePos="0">
+              <wp:simplePos x="0" y="0"/>
+              <wp:positionH relativeFrom="column">
+                <wp:posOffset>-1076793</wp:posOffset>
+              </wp:positionH>
+              <wp:positionV relativeFrom="paragraph">
+                <wp:posOffset>104588</wp:posOffset>
+              </wp:positionV>
+              <wp:extent cx="7549515" cy="815340"/>
+              <wp:effectExtent b="0" l="0" r="0" t="0"/>
+              <wp:wrapNone/>
+              <wp:docPr id="18" name="image15.png"/>
+              <a:graphic>
+                <a:graphicData uri="http://schemas.openxmlformats.org/drawingml/2006/picture">
+                  <pic:pic>
+                    <pic:nvPicPr>
+                      <pic:cNvPr id="0" name="image15.png"/>
+                      <pic:cNvPicPr preferRelativeResize="0"/>
+                    </pic:nvPicPr>
+                    <pic:blipFill>
+                      <a:blip r:embed="rId1"/>
+                      <a:srcRect/>
+                      <a:stretch>
+                        <a:fillRect/>
+                      </a:stretch>
+                    </pic:blipFill>
+                    <pic:spPr>
+                      <a:xfrm>
+                        <a:off x="0" y="0"/>
+                        <a:ext cx="7549515" cy="815340"/>
+                      </a:xfrm>
+                      <a:prstGeom prst="rect"/>
+                      <a:ln/>
+                    </pic:spPr>
+                  </pic:pic>
+                </a:graphicData>
+              </a:graphic>
+            </wp:anchor>
+          </w:drawing>
+        </mc:Fallback>
+      </mc:AlternateContent>
+    </w:r>
+    <w:r>
+      <mc:AlternateContent>
+        <mc:Choice Requires="wpg">
+          <w:drawing>
+            <wp:anchor allowOverlap="1" behindDoc="0" distB="0" distT="0" distL="114300" distR="114300" hidden="0" layoutInCell="1" locked="0" relativeHeight="0" simplePos="0">
+              <wp:simplePos x="0" y="0"/>
+              <wp:positionH relativeFrom="column">
+                <wp:posOffset>5869305</wp:posOffset>
+              </wp:positionH>
+              <wp:positionV relativeFrom="paragraph">
+                <wp:posOffset>90300</wp:posOffset>
+              </wp:positionV>
+              <wp:extent cx="141605" cy="849630"/>
+              <wp:effectExtent b="0" l="0" r="0" t="0"/>
+              <wp:wrapNone/>
+              <wp:docPr id="14" name=""/>
+              <a:graphic>
+                <a:graphicData uri="http://schemas.microsoft.com/office/word/2010/wordprocessingShape">
+                  <wps:wsp>
+                    <wps:cNvSpPr/>
+                    <wps:cNvPr id="3" name="Shape 3"/>
+                    <wps:spPr>
+                      <a:xfrm>
+                        <a:off x="5300598" y="3380585"/>
+                        <a:ext cx="90805" cy="798830"/>
+                      </a:xfrm>
+                      <a:prstGeom prst="rect">
+                        <a:avLst/>
+                      </a:prstGeom>
+                      <a:solidFill>
+                        <a:srgbClr val="4BACC6"/>
+                      </a:solidFill>
+                      <a:ln cap="flat" cmpd="sng" w="12700">
+                        <a:solidFill>
+                          <a:srgbClr val="205867"/>
+                        </a:solidFill>
+                        <a:prstDash val="solid"/>
+                        <a:round/>
+                        <a:headEnd len="sm" w="sm" type="none"/>
+                        <a:tailEnd len="sm" w="sm" type="none"/>
+                      </a:ln>
+                    </wps:spPr>
+                    <wps:txbx>
+                      <w:txbxContent>
+                        <w:p>
+                          <w:pPr>
+                            <w:spacing w:after="0" w:before="0" w:line="240"/>
+                            <w:ind w:left="0" w:right="0" w:firstLine="0"/>
+                            <w:jc w:val="left"/>
+                            <w:textDirection w:val="btLr"/>
+                          </w:pPr>
+                        </w:p>
+                      </w:txbxContent>
+                    </wps:txbx>
+                    <wps:bodyPr anchorCtr="0" anchor="ctr" bIns="91425" lIns="91425" spcFirstLastPara="1" rIns="91425" wrap="square" tIns="91425">
+                      <a:noAutofit/>
+                    </wps:bodyPr>
+                  </wps:wsp>
                 </a:graphicData>
               </a:graphic>
             </wp:anchor>
@@ -4508,15 +4759,15 @@
             <wp:anchor allowOverlap="1" behindDoc="0" distB="0" distT="0" distL="114300" distR="114300" hidden="0" layoutInCell="1" locked="0" relativeHeight="0" simplePos="0">
               <wp:simplePos x="0" y="0"/>
               <wp:positionH relativeFrom="column">
-                <wp:posOffset>-1181572</wp:posOffset>
+                <wp:posOffset>5869305</wp:posOffset>
               </wp:positionH>
               <wp:positionV relativeFrom="paragraph">
-                <wp:posOffset>237204</wp:posOffset>
+                <wp:posOffset>90300</wp:posOffset>
               </wp:positionV>
-              <wp:extent cx="7761605" cy="822325"/>
+              <wp:extent cx="141605" cy="849630"/>
               <wp:effectExtent b="0" l="0" r="0" t="0"/>
               <wp:wrapNone/>
-              <wp:docPr id="21" name="image11.png"/>
+              <wp:docPr id="14" name="image11.png"/>
               <a:graphic>
                 <a:graphicData uri="http://schemas.openxmlformats.org/drawingml/2006/picture">
                   <pic:pic>
@@ -4534,7 +4785,114 @@
                     <pic:spPr>
                       <a:xfrm>
                         <a:off x="0" y="0"/>
-                        <a:ext cx="7761605" cy="822325"/>
+                        <a:ext cx="141605" cy="849630"/>
+                      </a:xfrm>
+                      <a:prstGeom prst="rect"/>
+                      <a:ln/>
+                    </pic:spPr>
+                  </pic:pic>
+                </a:graphicData>
+              </a:graphic>
+            </wp:anchor>
+          </w:drawing>
+        </mc:Fallback>
+      </mc:AlternateContent>
+    </w:r>
+    <w:r>
+      <mc:AlternateContent>
+        <mc:Choice Requires="wpg">
+          <w:drawing>
+            <wp:anchor allowOverlap="1" behindDoc="0" distB="0" distT="0" distL="114300" distR="114300" hidden="0" layoutInCell="1" locked="0" relativeHeight="0" simplePos="0">
+              <wp:simplePos x="0" y="0"/>
+              <wp:positionH relativeFrom="column">
+                <wp:posOffset>-609596</wp:posOffset>
+              </wp:positionH>
+              <wp:positionV relativeFrom="paragraph">
+                <wp:posOffset>85538</wp:posOffset>
+              </wp:positionV>
+              <wp:extent cx="141605" cy="862965"/>
+              <wp:effectExtent b="0" l="0" r="0" t="0"/>
+              <wp:wrapNone/>
+              <wp:docPr id="24" name=""/>
+              <a:graphic>
+                <a:graphicData uri="http://schemas.microsoft.com/office/word/2010/wordprocessingShape">
+                  <wps:wsp>
+                    <wps:cNvSpPr/>
+                    <wps:cNvPr id="20" name="Shape 20"/>
+                    <wps:spPr>
+                      <a:xfrm>
+                        <a:off x="5300598" y="3373918"/>
+                        <a:ext cx="90805" cy="812165"/>
+                      </a:xfrm>
+                      <a:prstGeom prst="rect">
+                        <a:avLst/>
+                      </a:prstGeom>
+                      <a:solidFill>
+                        <a:srgbClr val="4BACC6"/>
+                      </a:solidFill>
+                      <a:ln cap="flat" cmpd="sng" w="12700">
+                        <a:solidFill>
+                          <a:srgbClr val="205867"/>
+                        </a:solidFill>
+                        <a:prstDash val="solid"/>
+                        <a:round/>
+                        <a:headEnd len="sm" w="sm" type="none"/>
+                        <a:tailEnd len="sm" w="sm" type="none"/>
+                      </a:ln>
+                    </wps:spPr>
+                    <wps:txbx>
+                      <w:txbxContent>
+                        <w:p>
+                          <w:pPr>
+                            <w:spacing w:after="0" w:before="0" w:line="240"/>
+                            <w:ind w:left="0" w:right="0" w:firstLine="0"/>
+                            <w:jc w:val="left"/>
+                            <w:textDirection w:val="btLr"/>
+                          </w:pPr>
+                        </w:p>
+                      </w:txbxContent>
+                    </wps:txbx>
+                    <wps:bodyPr anchorCtr="0" anchor="ctr" bIns="91425" lIns="91425" spcFirstLastPara="1" rIns="91425" wrap="square" tIns="91425">
+                      <a:noAutofit/>
+                    </wps:bodyPr>
+                  </wps:wsp>
+                </a:graphicData>
+              </a:graphic>
+            </wp:anchor>
+          </w:drawing>
+        </mc:Choice>
+        <mc:Fallback>
+          <w:drawing>
+            <wp:anchor allowOverlap="1" behindDoc="0" distB="0" distT="0" distL="114300" distR="114300" hidden="0" layoutInCell="1" locked="0" relativeHeight="0" simplePos="0">
+              <wp:simplePos x="0" y="0"/>
+              <wp:positionH relativeFrom="column">
+                <wp:posOffset>-609596</wp:posOffset>
+              </wp:positionH>
+              <wp:positionV relativeFrom="paragraph">
+                <wp:posOffset>85538</wp:posOffset>
+              </wp:positionV>
+              <wp:extent cx="141605" cy="862965"/>
+              <wp:effectExtent b="0" l="0" r="0" t="0"/>
+              <wp:wrapNone/>
+              <wp:docPr id="24" name="image21.png"/>
+              <a:graphic>
+                <a:graphicData uri="http://schemas.openxmlformats.org/drawingml/2006/picture">
+                  <pic:pic>
+                    <pic:nvPicPr>
+                      <pic:cNvPr id="0" name="image21.png"/>
+                      <pic:cNvPicPr preferRelativeResize="0"/>
+                    </pic:nvPicPr>
+                    <pic:blipFill>
+                      <a:blip r:embed="rId1"/>
+                      <a:srcRect/>
+                      <a:stretch>
+                        <a:fillRect/>
+                      </a:stretch>
+                    </pic:blipFill>
+                    <pic:spPr>
+                      <a:xfrm>
+                        <a:off x="0" y="0"/>
+                        <a:ext cx="141605" cy="862965"/>
                       </a:xfrm>
                       <a:prstGeom prst="rect"/>
                       <a:ln/>
@@ -4550,32 +4908,15 @@
   </w:p>
   <w:p>
     <w:pPr>
-      <w:tabs>
-        <w:tab w:val="center" w:leader="none" w:pos="4252"/>
-      </w:tabs>
-      <w:spacing w:before="0" w:lineRule="auto"/>
+      <w:spacing w:before="0" w:line="240" w:lineRule="auto"/>
+      <w:ind w:left="0"/>
       <w:rPr/>
     </w:pPr>
     <w:r>
       <w:rPr>
         <w:rtl w:val="0"/>
       </w:rPr>
-      <w:t xml:space="preserve">Centurión Valeria, Escalante Guillermo, Maldonado Agustina, Mendez Florencia, Ulloa </w:t>
-    </w:r>
-  </w:p>
-  <w:p>
-    <w:pPr>
-      <w:tabs>
-        <w:tab w:val="center" w:leader="none" w:pos="4252"/>
-      </w:tabs>
-      <w:spacing w:before="0" w:lineRule="auto"/>
-      <w:rPr/>
-    </w:pPr>
-    <w:r>
-      <w:rPr>
-        <w:rtl w:val="0"/>
-      </w:rPr>
-      <w:t xml:space="preserve">Gonzalo</w:t>
+      <w:t xml:space="preserve">Centurión Valeria, Escalante Guillermo, Maldonado Agustina, Mendez Florencia, Ulloa Gonzalo.</w:t>
     </w:r>
   </w:p>
 </w:ftr>
@@ -4636,12 +4977,12 @@
           <wp:extent cx="742950" cy="742950"/>
           <wp:effectExtent b="0" l="0" r="0" t="0"/>
           <wp:wrapSquare wrapText="bothSides" distB="0" distT="0" distL="114300" distR="114300"/>
-          <wp:docPr descr="psi-negro.png" id="25" name="image2.png"/>
+          <wp:docPr descr="psi-negro.png" id="28" name="image4.png"/>
           <a:graphic>
             <a:graphicData uri="http://schemas.openxmlformats.org/drawingml/2006/picture">
               <pic:pic>
                 <pic:nvPicPr>
-                  <pic:cNvPr descr="psi-negro.png" id="0" name="image2.png"/>
+                  <pic:cNvPr descr="psi-negro.png" id="0" name="image4.png"/>
                   <pic:cNvPicPr preferRelativeResize="0"/>
                 </pic:nvPicPr>
                 <pic:blipFill>
@@ -4741,7 +5082,7 @@
               <wp:extent cx="7549515" cy="815340"/>
               <wp:effectExtent b="0" l="0" r="0" t="0"/>
               <wp:wrapNone/>
-              <wp:docPr id="23" name=""/>
+              <wp:docPr id="25" name=""/>
               <a:graphic>
                 <a:graphicData uri="http://schemas.microsoft.com/office/word/2010/wordprocessingGroup">
                   <wpg:wgp>
@@ -4766,7 +5107,7 @@
                       </wpg:grpSpPr>
                       <wps:wsp>
                         <wps:cNvSpPr/>
-                        <wps:cNvPr id="11" name="Shape 11"/>
+                        <wps:cNvPr id="8" name="Shape 8"/>
                         <wps:spPr>
                           <a:xfrm>
                             <a:off x="0" y="0"/>
@@ -4798,7 +5139,7 @@
                       </wps:wsp>
                       <wps:wsp>
                         <wps:cNvSpPr/>
-                        <wps:cNvPr id="16" name="Shape 16"/>
+                        <wps:cNvPr id="22" name="Shape 22"/>
                         <wps:spPr>
                           <a:xfrm>
                             <a:off x="0" y="0"/>
@@ -4836,7 +5177,7 @@
                       </wps:wsp>
                       <wps:wsp>
                         <wps:cNvSpPr/>
-                        <wps:cNvPr id="17" name="Shape 17"/>
+                        <wps:cNvPr id="23" name="Shape 23"/>
                         <wps:spPr>
                           <a:xfrm>
                             <a:off x="0" y="0"/>
@@ -4886,12 +5227,12 @@
               <wp:extent cx="7549515" cy="815340"/>
               <wp:effectExtent b="0" l="0" r="0" t="0"/>
               <wp:wrapNone/>
-              <wp:docPr id="23" name="image13.png"/>
+              <wp:docPr id="25" name="image22.png"/>
               <a:graphic>
                 <a:graphicData uri="http://schemas.openxmlformats.org/drawingml/2006/picture">
                   <pic:pic>
                     <pic:nvPicPr>
-                      <pic:cNvPr id="0" name="image13.png"/>
+                      <pic:cNvPr id="0" name="image22.png"/>
                       <pic:cNvPicPr preferRelativeResize="0"/>
                     </pic:nvPicPr>
                     <pic:blipFill>
@@ -4945,12 +5286,12 @@
           <wp:extent cx="425450" cy="666750"/>
           <wp:effectExtent b="0" l="0" r="0" t="0"/>
           <wp:wrapSquare wrapText="bothSides" distB="0" distT="0" distL="114300" distR="114300"/>
-          <wp:docPr descr="UNPA.JPG" id="24" name="image1.jpg"/>
+          <wp:docPr descr="UNPA.JPG" id="26" name="image2.jpg"/>
           <a:graphic>
             <a:graphicData uri="http://schemas.openxmlformats.org/drawingml/2006/picture">
               <pic:pic>
                 <pic:nvPicPr>
-                  <pic:cNvPr descr="UNPA.JPG" id="0" name="image1.jpg"/>
+                  <pic:cNvPr descr="UNPA.JPG" id="0" name="image2.jpg"/>
                   <pic:cNvPicPr preferRelativeResize="0"/>
                 </pic:nvPicPr>
                 <pic:blipFill>
@@ -5004,12 +5345,12 @@
               <wp:extent cx="103505" cy="811530"/>
               <wp:effectExtent b="0" l="0" r="0" t="0"/>
               <wp:wrapNone/>
-              <wp:docPr id="17" name=""/>
+              <wp:docPr id="20" name=""/>
               <a:graphic>
                 <a:graphicData uri="http://schemas.microsoft.com/office/word/2010/wordprocessingShape">
                   <wps:wsp>
                     <wps:cNvSpPr/>
-                    <wps:cNvPr id="6" name="Shape 6"/>
+                    <wps:cNvPr id="10" name="Shape 10"/>
                     <wps:spPr>
                       <a:xfrm>
                         <a:off x="5300598" y="3380585"/>
@@ -5065,12 +5406,12 @@
               <wp:extent cx="103505" cy="811530"/>
               <wp:effectExtent b="0" l="0" r="0" t="0"/>
               <wp:wrapNone/>
-              <wp:docPr id="17" name="image7.png"/>
+              <wp:docPr id="20" name="image17.png"/>
               <a:graphic>
                 <a:graphicData uri="http://schemas.openxmlformats.org/drawingml/2006/picture">
                   <pic:pic>
                     <pic:nvPicPr>
-                      <pic:cNvPr id="0" name="image7.png"/>
+                      <pic:cNvPr id="0" name="image17.png"/>
                       <pic:cNvPicPr preferRelativeResize="0"/>
                     </pic:nvPicPr>
                     <pic:blipFill>
@@ -5126,12 +5467,12 @@
               <wp:extent cx="103505" cy="812165"/>
               <wp:effectExtent b="0" l="0" r="0" t="0"/>
               <wp:wrapNone/>
-              <wp:docPr id="14" name=""/>
+              <wp:docPr id="16" name=""/>
               <a:graphic>
                 <a:graphicData uri="http://schemas.microsoft.com/office/word/2010/wordprocessingShape">
                   <wps:wsp>
                     <wps:cNvSpPr/>
-                    <wps:cNvPr id="3" name="Shape 3"/>
+                    <wps:cNvPr id="5" name="Shape 5"/>
                     <wps:spPr>
                       <a:xfrm>
                         <a:off x="5300598" y="3380268"/>
@@ -5187,12 +5528,12 @@
               <wp:extent cx="103505" cy="812165"/>
               <wp:effectExtent b="0" l="0" r="0" t="0"/>
               <wp:wrapNone/>
-              <wp:docPr id="14" name="image4.png"/>
+              <wp:docPr id="16" name="image13.png"/>
               <a:graphic>
                 <a:graphicData uri="http://schemas.openxmlformats.org/drawingml/2006/picture">
                   <pic:pic>
                     <pic:nvPicPr>
-                      <pic:cNvPr id="0" name="image4.png"/>
+                      <pic:cNvPr id="0" name="image13.png"/>
                       <pic:cNvPicPr preferRelativeResize="0"/>
                     </pic:nvPicPr>
                     <pic:blipFill>
@@ -6057,19 +6398,6 @@
       <w:szCs w:val="48"/>
     </w:rPr>
   </w:style>
-  <w:style w:type="table" w:styleId="Table1">
-    <w:basedOn w:val="TableNormal"/>
-    <w:tblPr>
-      <w:tblStyleRowBandSize w:val="1"/>
-      <w:tblStyleColBandSize w:val="1"/>
-      <w:tblCellMar>
-        <w:top w:w="55.0" w:type="dxa"/>
-        <w:left w:w="55.0" w:type="dxa"/>
-        <w:bottom w:w="55.0" w:type="dxa"/>
-        <w:right w:w="55.0" w:type="dxa"/>
-      </w:tblCellMar>
-    </w:tblPr>
-  </w:style>
 </w:styles>
 </file>
 
@@ -6358,7 +6686,7 @@
 
 <file path=customXML/item1.xml><?xml version="1.0" encoding="utf-8"?>
 <go:gDocsCustomXmlDataStorage xmlns:go="http://customooxmlschemas.google.com/" xmlns:r="http://schemas.openxmlformats.org/officeDocument/2006/relationships" uri="GoogleDocsCustomDataVersion2">
-  <go:docsCustomData xmlns:go="http://customooxmlschemas.google.com/" roundtripDataSignature="AMtx7mgM0JcGd5KgBj/6QiKCNkLLrXkYmA==">CgMxLjAyDmgubzRwaDlid3NhbTJ1Mg5oLnZoa3E4MjUzejV2eDIOaC41enVwZzZ5Yml6emQyDmguNGMxdDZpbnR6ZXhqMg5oLm5hYjZpemE4NzVwMTIOaC5hcGJ0MzE1MjcyNW8yDmguOXFxZzk3N3dxdnd1Mg5oLnRheXR6ZDR2cW1ucDIOaC4ybjQxeTJwNmphMXYyDmguc3loMHZycng2MDVnMg5oLmJoeWpuYnNvYnpjeDgAciExX2FhU3FpOEU4eEJsaFIwWVQ2RjVzSjJoa1o2MnhQTTc=</go:docsCustomData>
+  <go:docsCustomData xmlns:go="http://customooxmlschemas.google.com/" roundtripDataSignature="AMtx7mhW4sVyU2m4faY38J5qkceUqL8l9w==">CgMxLjAyDmgubzRwaDlid3NhbTJ1Mg5oLjRjMXQ2aW50emV4ajIOaC5uYWI2aXphODc1cDEyDmguYXBidDMxNTI3MjVvMg5oLjlxcWc5Nzd3cXZ3dTIOaC50YXl0emQ0dnFtbnAyDmguYmlyNmNoa2JkazNkMg5oLnJiejZ0ZXJ4cTRzaTIOaC52MnIzbDU2dnM4YnMyDmgudzJoMmM5aDQwZWUyMg5oLjN0amM1YW9sbGxhYjIOaC53anN2Yml0cmpiajUyDmgudDI0ZXA2NzZudnUxMg5oLjJuNDF5MnA2amExdjIOaC5zeWgwdnJyeDYwNWcyDmguZ2QybTc0YnUxZDhtMg5oLmJoeWpuYnNvYnpjeDIOaC5kZ2Z0N2d6ODlpdTEyDmguY3Y2NnBhamMzNGV4OAByITFfYWFTcWk4RTh4QmxoUjBZVDZGNXNKMmhrWjYyeFBNNw==</go:docsCustomData>
 </go:gDocsCustomXmlDataStorage>
 </file>
 
